--- a/AIML/research.docx
+++ b/AIML/research.docx
@@ -3001,6 +3001,1453 @@
         <w:ind w:left="720"/>
       </w:pPr>
     </w:p>
+    <w:p>
+      <w:pPr>
+        <w:ind w:left="720"/>
+      </w:pPr>
+      <w:r>
+        <w:t xml:space="preserve">Use </w:t>
+      </w:r>
+      <w:r>
+        <w:rPr>
+          <w:b/>
+          <w:bCs/>
+        </w:rPr>
+        <w:t>Agentic AI</w:t>
+      </w:r>
+      <w:r>
+        <w:t xml:space="preserve"> (i.e., an autonomous system) to </w:t>
+      </w:r>
+      <w:r>
+        <w:rPr>
+          <w:b/>
+          <w:bCs/>
+        </w:rPr>
+        <w:t>suggest</w:t>
+      </w:r>
+      <w:r>
+        <w:t>:</w:t>
+      </w:r>
+    </w:p>
+    <w:p>
+      <w:pPr>
+        <w:numPr>
+          <w:ilvl w:val="0"/>
+          <w:numId w:val="17"/>
+        </w:numPr>
+      </w:pPr>
+      <w:r>
+        <w:t>Whether a player deserves a spot in the team.</w:t>
+      </w:r>
+    </w:p>
+    <w:p>
+      <w:pPr>
+        <w:numPr>
+          <w:ilvl w:val="0"/>
+          <w:numId w:val="17"/>
+        </w:numPr>
+      </w:pPr>
+      <w:r>
+        <w:t xml:space="preserve">If yes, then </w:t>
+      </w:r>
+      <w:r>
+        <w:rPr>
+          <w:b/>
+          <w:bCs/>
+        </w:rPr>
+        <w:t>what should be the ideal bid amount</w:t>
+      </w:r>
+      <w:r>
+        <w:t xml:space="preserve"> for the player.</w:t>
+      </w:r>
+    </w:p>
+    <w:p>
+      <w:pPr>
+        <w:ind w:left="720"/>
+      </w:pPr>
+      <w:r>
+        <w:pict w14:anchorId="39BCB152">
+          <v:rect id="_x0000_i1085" style="width:0;height:1.5pt" o:hralign="center" o:hrstd="t" o:hr="t" fillcolor="#a0a0a0" stroked="f"/>
+        </w:pict>
+      </w:r>
+    </w:p>
+    <w:p>
+      <w:pPr>
+        <w:ind w:left="720"/>
+        <w:rPr>
+          <w:b/>
+          <w:bCs/>
+        </w:rPr>
+      </w:pPr>
+      <w:r>
+        <w:rPr>
+          <w:rFonts w:ascii="Segoe UI Emoji" w:hAnsi="Segoe UI Emoji" w:cs="Segoe UI Emoji"/>
+          <w:b/>
+          <w:bCs/>
+        </w:rPr>
+        <w:t>✅</w:t>
+      </w:r>
+      <w:r>
+        <w:rPr>
+          <w:b/>
+          <w:bCs/>
+        </w:rPr>
+        <w:t xml:space="preserve"> Plan to Build This Agentic AI System</w:t>
+      </w:r>
+    </w:p>
+    <w:p>
+      <w:pPr>
+        <w:ind w:left="720"/>
+      </w:pPr>
+      <w:r>
+        <w:t>Here’s how you can proceed:</w:t>
+      </w:r>
+    </w:p>
+    <w:p>
+      <w:pPr>
+        <w:ind w:left="720"/>
+      </w:pPr>
+      <w:r>
+        <w:pict w14:anchorId="16EB6CA9">
+          <v:rect id="_x0000_i1086" style="width:0;height:1.5pt" o:hralign="center" o:hrstd="t" o:hr="t" fillcolor="#a0a0a0" stroked="f"/>
+        </w:pict>
+      </w:r>
+    </w:p>
+    <w:p>
+      <w:pPr>
+        <w:ind w:left="720"/>
+        <w:rPr>
+          <w:b/>
+          <w:bCs/>
+        </w:rPr>
+      </w:pPr>
+      <w:r>
+        <w:rPr>
+          <w:rFonts w:ascii="Segoe UI Emoji" w:hAnsi="Segoe UI Emoji" w:cs="Segoe UI Emoji"/>
+          <w:b/>
+          <w:bCs/>
+        </w:rPr>
+        <w:t>🔧</w:t>
+      </w:r>
+      <w:r>
+        <w:rPr>
+          <w:b/>
+          <w:bCs/>
+        </w:rPr>
+        <w:t xml:space="preserve"> Step-by-Step Implementation Plan</w:t>
+      </w:r>
+    </w:p>
+    <w:p>
+      <w:pPr>
+        <w:ind w:left="720"/>
+        <w:rPr>
+          <w:b/>
+          <w:bCs/>
+        </w:rPr>
+      </w:pPr>
+      <w:r>
+        <w:rPr>
+          <w:b/>
+          <w:bCs/>
+        </w:rPr>
+        <w:t>1. Data Preparation</w:t>
+      </w:r>
+    </w:p>
+    <w:p>
+      <w:pPr>
+        <w:numPr>
+          <w:ilvl w:val="0"/>
+          <w:numId w:val="18"/>
+        </w:numPr>
+      </w:pPr>
+      <w:r>
+        <w:t>Combine player stats across years (average or weighted average).</w:t>
+      </w:r>
+    </w:p>
+    <w:p>
+      <w:pPr>
+        <w:numPr>
+          <w:ilvl w:val="0"/>
+          <w:numId w:val="18"/>
+        </w:numPr>
+      </w:pPr>
+      <w:r>
+        <w:t xml:space="preserve">Merge stats dataset with auction dataset using </w:t>
+      </w:r>
+      <w:proofErr w:type="spellStart"/>
+      <w:r>
+        <w:t>Player_Name</w:t>
+      </w:r>
+      <w:proofErr w:type="spellEnd"/>
+      <w:r>
+        <w:t>.</w:t>
+      </w:r>
+    </w:p>
+    <w:p>
+      <w:pPr>
+        <w:ind w:left="720"/>
+        <w:rPr>
+          <w:b/>
+          <w:bCs/>
+        </w:rPr>
+      </w:pPr>
+      <w:r>
+        <w:rPr>
+          <w:b/>
+          <w:bCs/>
+        </w:rPr>
+        <w:t>2. Feature Engineering</w:t>
+      </w:r>
+    </w:p>
+    <w:p>
+      <w:pPr>
+        <w:ind w:left="720"/>
+      </w:pPr>
+      <w:r>
+        <w:t>Create key features like:</w:t>
+      </w:r>
+    </w:p>
+    <w:p>
+      <w:pPr>
+        <w:numPr>
+          <w:ilvl w:val="0"/>
+          <w:numId w:val="19"/>
+        </w:numPr>
+      </w:pPr>
+      <w:r>
+        <w:rPr>
+          <w:b/>
+          <w:bCs/>
+        </w:rPr>
+        <w:t>Batting Score</w:t>
+      </w:r>
+      <w:r>
+        <w:t xml:space="preserve"> = average of </w:t>
+      </w:r>
+      <w:proofErr w:type="spellStart"/>
+      <w:r>
+        <w:t>Batting_Average</w:t>
+      </w:r>
+      <w:proofErr w:type="spellEnd"/>
+      <w:r>
+        <w:t xml:space="preserve"> + </w:t>
+      </w:r>
+      <w:proofErr w:type="spellStart"/>
+      <w:r>
+        <w:t>Batting_Strike_Rate</w:t>
+      </w:r>
+      <w:proofErr w:type="spellEnd"/>
+      <w:r>
+        <w:t xml:space="preserve"> + (</w:t>
+      </w:r>
+      <w:proofErr w:type="spellStart"/>
+      <w:r>
+        <w:t>Runs_Scored</w:t>
+      </w:r>
+      <w:proofErr w:type="spellEnd"/>
+      <w:r>
+        <w:t xml:space="preserve"> / </w:t>
+      </w:r>
+      <w:proofErr w:type="spellStart"/>
+      <w:r>
+        <w:t>Matches_Batted</w:t>
+      </w:r>
+      <w:proofErr w:type="spellEnd"/>
+      <w:r>
+        <w:t>)</w:t>
+      </w:r>
+    </w:p>
+    <w:p>
+      <w:pPr>
+        <w:numPr>
+          <w:ilvl w:val="0"/>
+          <w:numId w:val="19"/>
+        </w:numPr>
+      </w:pPr>
+      <w:r>
+        <w:rPr>
+          <w:b/>
+          <w:bCs/>
+        </w:rPr>
+        <w:t>Bowling Score</w:t>
+      </w:r>
+      <w:r>
+        <w:t xml:space="preserve"> = average of (</w:t>
+      </w:r>
+      <w:proofErr w:type="spellStart"/>
+      <w:r>
+        <w:t>Wickets_Taken</w:t>
+      </w:r>
+      <w:proofErr w:type="spellEnd"/>
+      <w:r>
+        <w:t xml:space="preserve"> per match), </w:t>
+      </w:r>
+      <w:proofErr w:type="spellStart"/>
+      <w:r>
+        <w:t>Bowling_Average</w:t>
+      </w:r>
+      <w:proofErr w:type="spellEnd"/>
+      <w:r>
+        <w:t xml:space="preserve">, </w:t>
+      </w:r>
+      <w:proofErr w:type="spellStart"/>
+      <w:r>
+        <w:t>Economy_Rate</w:t>
+      </w:r>
+      <w:proofErr w:type="spellEnd"/>
+    </w:p>
+    <w:p>
+      <w:pPr>
+        <w:numPr>
+          <w:ilvl w:val="0"/>
+          <w:numId w:val="19"/>
+        </w:numPr>
+      </w:pPr>
+      <w:r>
+        <w:rPr>
+          <w:b/>
+          <w:bCs/>
+        </w:rPr>
+        <w:t>Performance Score</w:t>
+      </w:r>
+      <w:r>
+        <w:t xml:space="preserve"> = composite of batting and/or bowling scores (based on role)</w:t>
+      </w:r>
+    </w:p>
+    <w:p>
+      <w:pPr>
+        <w:numPr>
+          <w:ilvl w:val="0"/>
+          <w:numId w:val="19"/>
+        </w:numPr>
+      </w:pPr>
+      <w:r>
+        <w:t>Normalize these features.</w:t>
+      </w:r>
+    </w:p>
+    <w:p>
+      <w:pPr>
+        <w:ind w:left="720"/>
+      </w:pPr>
+      <w:r>
+        <w:pict w14:anchorId="60B44903">
+          <v:rect id="_x0000_i1087" style="width:0;height:1.5pt" o:hralign="center" o:hrstd="t" o:hr="t" fillcolor="#a0a0a0" stroked="f"/>
+        </w:pict>
+      </w:r>
+    </w:p>
+    <w:p>
+      <w:pPr>
+        <w:ind w:left="720"/>
+        <w:rPr>
+          <w:b/>
+          <w:bCs/>
+        </w:rPr>
+      </w:pPr>
+      <w:r>
+        <w:rPr>
+          <w:b/>
+          <w:bCs/>
+        </w:rPr>
+        <w:t>3. Train a Regression Model to Predict "Sold" Price</w:t>
+      </w:r>
+    </w:p>
+    <w:p>
+      <w:pPr>
+        <w:numPr>
+          <w:ilvl w:val="0"/>
+          <w:numId w:val="20"/>
+        </w:numPr>
+      </w:pPr>
+      <w:r>
+        <w:t>Use historical auction data + performance scores as features</w:t>
+      </w:r>
+    </w:p>
+    <w:p>
+      <w:pPr>
+        <w:numPr>
+          <w:ilvl w:val="0"/>
+          <w:numId w:val="20"/>
+        </w:numPr>
+      </w:pPr>
+      <w:r>
+        <w:t xml:space="preserve">Model → </w:t>
+      </w:r>
+      <w:proofErr w:type="spellStart"/>
+      <w:r>
+        <w:t>RandomForestRegressor</w:t>
+      </w:r>
+      <w:proofErr w:type="spellEnd"/>
+      <w:r>
+        <w:t xml:space="preserve"> or </w:t>
+      </w:r>
+      <w:proofErr w:type="spellStart"/>
+      <w:r>
+        <w:t>XGBoostRegressor</w:t>
+      </w:r>
+      <w:proofErr w:type="spellEnd"/>
+    </w:p>
+    <w:p>
+      <w:pPr>
+        <w:ind w:left="720"/>
+      </w:pPr>
+      <w:r>
+        <w:pict w14:anchorId="7F61EC13">
+          <v:rect id="_x0000_i1088" style="width:0;height:1.5pt" o:hralign="center" o:hrstd="t" o:hr="t" fillcolor="#a0a0a0" stroked="f"/>
+        </w:pict>
+      </w:r>
+    </w:p>
+    <w:p>
+      <w:pPr>
+        <w:ind w:left="720"/>
+        <w:rPr>
+          <w:b/>
+          <w:bCs/>
+        </w:rPr>
+      </w:pPr>
+      <w:r>
+        <w:rPr>
+          <w:b/>
+          <w:bCs/>
+        </w:rPr>
+        <w:t>4. Eligibility Criteria Logic</w:t>
+      </w:r>
+    </w:p>
+    <w:p>
+      <w:pPr>
+        <w:numPr>
+          <w:ilvl w:val="0"/>
+          <w:numId w:val="21"/>
+        </w:numPr>
+      </w:pPr>
+      <w:r>
+        <w:t>Set thresholds based on:</w:t>
+      </w:r>
+    </w:p>
+    <w:p>
+      <w:pPr>
+        <w:numPr>
+          <w:ilvl w:val="1"/>
+          <w:numId w:val="21"/>
+        </w:numPr>
+      </w:pPr>
+      <w:r>
+        <w:t>Minimum Batting Strike Rate or Average</w:t>
+      </w:r>
+    </w:p>
+    <w:p>
+      <w:pPr>
+        <w:numPr>
+          <w:ilvl w:val="1"/>
+          <w:numId w:val="21"/>
+        </w:numPr>
+      </w:pPr>
+      <w:r>
+        <w:t>Wickets per match for bowlers</w:t>
+      </w:r>
+    </w:p>
+    <w:p>
+      <w:pPr>
+        <w:numPr>
+          <w:ilvl w:val="1"/>
+          <w:numId w:val="21"/>
+        </w:numPr>
+      </w:pPr>
+      <w:r>
+        <w:t>Number of matches played</w:t>
+      </w:r>
+    </w:p>
+    <w:p>
+      <w:pPr>
+        <w:numPr>
+          <w:ilvl w:val="0"/>
+          <w:numId w:val="21"/>
+        </w:numPr>
+      </w:pPr>
+      <w:r>
+        <w:t>Create rule-based filters or train a classifier.</w:t>
+      </w:r>
+    </w:p>
+    <w:p>
+      <w:pPr>
+        <w:ind w:left="720"/>
+      </w:pPr>
+      <w:r>
+        <w:pict w14:anchorId="6AAA9BFF">
+          <v:rect id="_x0000_i1089" style="width:0;height:1.5pt" o:hralign="center" o:hrstd="t" o:hr="t" fillcolor="#a0a0a0" stroked="f"/>
+        </w:pict>
+      </w:r>
+    </w:p>
+    <w:p>
+      <w:pPr>
+        <w:ind w:left="720"/>
+        <w:rPr>
+          <w:b/>
+          <w:bCs/>
+        </w:rPr>
+      </w:pPr>
+      <w:r>
+        <w:rPr>
+          <w:b/>
+          <w:bCs/>
+        </w:rPr>
+        <w:t>5. Agentic AI Suggestion Engine</w:t>
+      </w:r>
+    </w:p>
+    <w:p>
+      <w:pPr>
+        <w:ind w:left="720"/>
+      </w:pPr>
+      <w:r>
+        <w:t xml:space="preserve">Use </w:t>
+      </w:r>
+      <w:proofErr w:type="spellStart"/>
+      <w:r>
+        <w:t>LangChain</w:t>
+      </w:r>
+      <w:proofErr w:type="spellEnd"/>
+      <w:r>
+        <w:t xml:space="preserve"> + </w:t>
+      </w:r>
+      <w:proofErr w:type="spellStart"/>
+      <w:r>
+        <w:t>Streamlit</w:t>
+      </w:r>
+      <w:proofErr w:type="spellEnd"/>
+      <w:r>
+        <w:t xml:space="preserve"> to:</w:t>
+      </w:r>
+    </w:p>
+    <w:p>
+      <w:pPr>
+        <w:numPr>
+          <w:ilvl w:val="0"/>
+          <w:numId w:val="22"/>
+        </w:numPr>
+      </w:pPr>
+      <w:r>
+        <w:t xml:space="preserve">Ask user to </w:t>
+      </w:r>
+      <w:r>
+        <w:rPr>
+          <w:b/>
+          <w:bCs/>
+        </w:rPr>
+        <w:t>input</w:t>
+      </w:r>
+      <w:r>
+        <w:t xml:space="preserve"> or </w:t>
+      </w:r>
+      <w:r>
+        <w:rPr>
+          <w:b/>
+          <w:bCs/>
+        </w:rPr>
+        <w:t>select</w:t>
+      </w:r>
+      <w:r>
+        <w:t xml:space="preserve"> a player</w:t>
+      </w:r>
+    </w:p>
+    <w:p>
+      <w:pPr>
+        <w:numPr>
+          <w:ilvl w:val="0"/>
+          <w:numId w:val="22"/>
+        </w:numPr>
+      </w:pPr>
+      <w:r>
+        <w:t>Agent processes performance and historical trends</w:t>
+      </w:r>
+    </w:p>
+    <w:p>
+      <w:pPr>
+        <w:numPr>
+          <w:ilvl w:val="0"/>
+          <w:numId w:val="22"/>
+        </w:numPr>
+      </w:pPr>
+      <w:r>
+        <w:t>Responds with:</w:t>
+      </w:r>
+    </w:p>
+    <w:p>
+      <w:pPr>
+        <w:numPr>
+          <w:ilvl w:val="1"/>
+          <w:numId w:val="22"/>
+        </w:numPr>
+      </w:pPr>
+      <w:r>
+        <w:rPr>
+          <w:rFonts w:ascii="Segoe UI Emoji" w:hAnsi="Segoe UI Emoji" w:cs="Segoe UI Emoji"/>
+        </w:rPr>
+        <w:t>📊</w:t>
+      </w:r>
+      <w:r>
+        <w:t xml:space="preserve"> </w:t>
+      </w:r>
+      <w:r>
+        <w:rPr>
+          <w:b/>
+          <w:bCs/>
+        </w:rPr>
+        <w:t>Performance Summary</w:t>
+      </w:r>
+    </w:p>
+    <w:p>
+      <w:pPr>
+        <w:numPr>
+          <w:ilvl w:val="1"/>
+          <w:numId w:val="22"/>
+        </w:numPr>
+      </w:pPr>
+      <w:r>
+        <w:rPr>
+          <w:rFonts w:ascii="Segoe UI Emoji" w:hAnsi="Segoe UI Emoji" w:cs="Segoe UI Emoji"/>
+        </w:rPr>
+        <w:t>✅</w:t>
+      </w:r>
+      <w:r>
+        <w:t xml:space="preserve"> Whether the player deserves a spot</w:t>
+      </w:r>
+    </w:p>
+    <w:p>
+      <w:pPr>
+        <w:numPr>
+          <w:ilvl w:val="1"/>
+          <w:numId w:val="22"/>
+        </w:numPr>
+      </w:pPr>
+      <w:r>
+        <w:rPr>
+          <w:rFonts w:ascii="Segoe UI Emoji" w:hAnsi="Segoe UI Emoji" w:cs="Segoe UI Emoji"/>
+        </w:rPr>
+        <w:t>💰</w:t>
+      </w:r>
+      <w:r>
+        <w:t xml:space="preserve"> Recommended bid price</w:t>
+      </w:r>
+    </w:p>
+    <w:p>
+      <w:pPr>
+        <w:numPr>
+          <w:ilvl w:val="1"/>
+          <w:numId w:val="22"/>
+        </w:numPr>
+      </w:pPr>
+      <w:r>
+        <w:rPr>
+          <w:rFonts w:ascii="Segoe UI Emoji" w:hAnsi="Segoe UI Emoji" w:cs="Segoe UI Emoji"/>
+        </w:rPr>
+        <w:t>🧠</w:t>
+      </w:r>
+      <w:r>
+        <w:t xml:space="preserve"> Explanation</w:t>
+      </w:r>
+    </w:p>
+    <w:p>
+      <w:pPr>
+        <w:ind w:left="720"/>
+      </w:pPr>
+      <w:r>
+        <w:pict w14:anchorId="2E2F72A9">
+          <v:rect id="_x0000_i1090" style="width:0;height:1.5pt" o:hralign="center" o:hrstd="t" o:hr="t" fillcolor="#a0a0a0" stroked="f"/>
+        </w:pict>
+      </w:r>
+    </w:p>
+    <w:p>
+      <w:pPr>
+        <w:ind w:left="720"/>
+        <w:rPr>
+          <w:b/>
+          <w:bCs/>
+        </w:rPr>
+      </w:pPr>
+      <w:r>
+        <w:rPr>
+          <w:rFonts w:ascii="Segoe UI Emoji" w:hAnsi="Segoe UI Emoji" w:cs="Segoe UI Emoji"/>
+          <w:b/>
+          <w:bCs/>
+        </w:rPr>
+        <w:t>🧪</w:t>
+      </w:r>
+      <w:r>
+        <w:rPr>
+          <w:b/>
+          <w:bCs/>
+        </w:rPr>
+        <w:t xml:space="preserve"> Example Output</w:t>
+      </w:r>
+    </w:p>
+    <w:p>
+      <w:pPr>
+        <w:ind w:left="720"/>
+      </w:pPr>
+      <w:r>
+        <w:t xml:space="preserve">For </w:t>
+      </w:r>
+      <w:r>
+        <w:rPr>
+          <w:b/>
+          <w:bCs/>
+        </w:rPr>
+        <w:t>Abdul Samad</w:t>
+      </w:r>
+      <w:r>
+        <w:t>:</w:t>
+      </w:r>
+    </w:p>
+    <w:p>
+      <w:pPr>
+        <w:ind w:left="720"/>
+      </w:pPr>
+      <w:proofErr w:type="spellStart"/>
+      <w:r>
+        <w:t>json</w:t>
+      </w:r>
+      <w:proofErr w:type="spellEnd"/>
+    </w:p>
+    <w:p>
+      <w:pPr>
+        <w:ind w:left="720"/>
+      </w:pPr>
+      <w:proofErr w:type="spellStart"/>
+      <w:r>
+        <w:t>CopyEdit</w:t>
+      </w:r>
+      <w:proofErr w:type="spellEnd"/>
+    </w:p>
+    <w:p>
+      <w:pPr>
+        <w:ind w:left="720"/>
+      </w:pPr>
+      <w:r>
+        <w:t>{</w:t>
+      </w:r>
+    </w:p>
+    <w:p>
+      <w:pPr>
+        <w:ind w:left="720"/>
+      </w:pPr>
+      <w:r>
+        <w:t xml:space="preserve">  "player": "Abdul Samad",</w:t>
+      </w:r>
+    </w:p>
+    <w:p>
+      <w:pPr>
+        <w:ind w:left="720"/>
+      </w:pPr>
+      <w:r>
+        <w:t xml:space="preserve">  "type": "BAT",</w:t>
+      </w:r>
+    </w:p>
+    <w:p>
+      <w:pPr>
+        <w:ind w:left="720"/>
+      </w:pPr>
+      <w:r>
+        <w:t xml:space="preserve">  "</w:t>
+      </w:r>
+      <w:proofErr w:type="spellStart"/>
+      <w:proofErr w:type="gramStart"/>
+      <w:r>
+        <w:t>team</w:t>
+      </w:r>
+      <w:proofErr w:type="gramEnd"/>
+      <w:r>
+        <w:t>_fit</w:t>
+      </w:r>
+      <w:proofErr w:type="spellEnd"/>
+      <w:r>
+        <w:t>": "</w:t>
+      </w:r>
+      <w:r>
+        <w:rPr>
+          <w:rFonts w:ascii="Segoe UI Emoji" w:hAnsi="Segoe UI Emoji" w:cs="Segoe UI Emoji"/>
+        </w:rPr>
+        <w:t>✅</w:t>
+      </w:r>
+      <w:r>
+        <w:t xml:space="preserve"> Yes - T20 Finisher Role",</w:t>
+      </w:r>
+    </w:p>
+    <w:p>
+      <w:pPr>
+        <w:ind w:left="720"/>
+      </w:pPr>
+      <w:r>
+        <w:t xml:space="preserve">  "</w:t>
+      </w:r>
+      <w:proofErr w:type="spellStart"/>
+      <w:proofErr w:type="gramStart"/>
+      <w:r>
+        <w:t>recommended</w:t>
+      </w:r>
+      <w:proofErr w:type="gramEnd"/>
+      <w:r>
+        <w:t>_bid</w:t>
+      </w:r>
+      <w:proofErr w:type="spellEnd"/>
+      <w:r>
+        <w:t>": "₹ 6.5 Cr",</w:t>
+      </w:r>
+    </w:p>
+    <w:p>
+      <w:pPr>
+        <w:ind w:left="720"/>
+      </w:pPr>
+      <w:r>
+        <w:t xml:space="preserve">  "justification": "High strike rate (170+), improved consistency over years, budget pick under 7 Cr."</w:t>
+      </w:r>
+    </w:p>
+    <w:p>
+      <w:pPr>
+        <w:ind w:left="720"/>
+      </w:pPr>
+      <w:r>
+        <w:t>}</w:t>
+      </w:r>
+    </w:p>
+    <w:p>
+      <w:pPr>
+        <w:ind w:left="720"/>
+      </w:pPr>
+      <w:r>
+        <w:pict w14:anchorId="6D4E7BE2">
+          <v:rect id="_x0000_i1091" style="width:0;height:1.5pt" o:hralign="center" o:hrstd="t" o:hr="t" fillcolor="#a0a0a0" stroked="f"/>
+        </w:pict>
+      </w:r>
+    </w:p>
+    <w:p>
+      <w:pPr>
+        <w:ind w:left="720"/>
+        <w:rPr>
+          <w:b/>
+          <w:bCs/>
+        </w:rPr>
+      </w:pPr>
+      <w:r>
+        <w:rPr>
+          <w:rFonts w:ascii="Segoe UI Emoji" w:hAnsi="Segoe UI Emoji" w:cs="Segoe UI Emoji"/>
+          <w:b/>
+          <w:bCs/>
+        </w:rPr>
+        <w:t>🧠</w:t>
+      </w:r>
+      <w:r>
+        <w:rPr>
+          <w:b/>
+          <w:bCs/>
+        </w:rPr>
+        <w:t xml:space="preserve"> Agentic Chain (</w:t>
+      </w:r>
+      <w:proofErr w:type="spellStart"/>
+      <w:r>
+        <w:rPr>
+          <w:b/>
+          <w:bCs/>
+        </w:rPr>
+        <w:t>LangChain</w:t>
+      </w:r>
+      <w:proofErr w:type="spellEnd"/>
+      <w:r>
+        <w:rPr>
+          <w:b/>
+          <w:bCs/>
+        </w:rPr>
+        <w:t xml:space="preserve"> Style)</w:t>
+      </w:r>
+    </w:p>
+    <w:p>
+      <w:pPr>
+        <w:numPr>
+          <w:ilvl w:val="0"/>
+          <w:numId w:val="23"/>
+        </w:numPr>
+      </w:pPr>
+      <w:r>
+        <w:rPr>
+          <w:b/>
+          <w:bCs/>
+        </w:rPr>
+        <w:t>Tools</w:t>
+      </w:r>
+      <w:r>
+        <w:t>: CSV lookup, performance summarizer, price predictor</w:t>
+      </w:r>
+    </w:p>
+    <w:p>
+      <w:pPr>
+        <w:numPr>
+          <w:ilvl w:val="0"/>
+          <w:numId w:val="23"/>
+        </w:numPr>
+      </w:pPr>
+      <w:r>
+        <w:rPr>
+          <w:b/>
+          <w:bCs/>
+        </w:rPr>
+        <w:t>Memory</w:t>
+      </w:r>
+      <w:r>
+        <w:t>: Store reasoning path</w:t>
+      </w:r>
+    </w:p>
+    <w:p>
+      <w:pPr>
+        <w:numPr>
+          <w:ilvl w:val="0"/>
+          <w:numId w:val="23"/>
+        </w:numPr>
+      </w:pPr>
+      <w:r>
+        <w:rPr>
+          <w:b/>
+          <w:bCs/>
+        </w:rPr>
+        <w:t>Chain</w:t>
+      </w:r>
+      <w:r>
+        <w:t>:</w:t>
+      </w:r>
+    </w:p>
+    <w:p>
+      <w:pPr>
+        <w:numPr>
+          <w:ilvl w:val="1"/>
+          <w:numId w:val="23"/>
+        </w:numPr>
+      </w:pPr>
+      <w:r>
+        <w:t>Load player data</w:t>
+      </w:r>
+    </w:p>
+    <w:p>
+      <w:pPr>
+        <w:numPr>
+          <w:ilvl w:val="1"/>
+          <w:numId w:val="23"/>
+        </w:numPr>
+      </w:pPr>
+      <w:r>
+        <w:t>Evaluate eligibility</w:t>
+      </w:r>
+    </w:p>
+    <w:p>
+      <w:pPr>
+        <w:numPr>
+          <w:ilvl w:val="1"/>
+          <w:numId w:val="23"/>
+        </w:numPr>
+      </w:pPr>
+      <w:r>
+        <w:t>Predict price</w:t>
+      </w:r>
+    </w:p>
+    <w:p>
+      <w:pPr>
+        <w:numPr>
+          <w:ilvl w:val="1"/>
+          <w:numId w:val="23"/>
+        </w:numPr>
+      </w:pPr>
+      <w:r>
+        <w:t>Summarize reasoning</w:t>
+      </w:r>
+    </w:p>
+    <w:p>
+      <w:pPr>
+        <w:ind w:left="720"/>
+      </w:pPr>
+      <w:r>
+        <w:pict w14:anchorId="76F379AB">
+          <v:rect id="_x0000_i1092" style="width:0;height:1.5pt" o:hralign="center" o:hrstd="t" o:hr="t" fillcolor="#a0a0a0" stroked="f"/>
+        </w:pict>
+      </w:r>
+    </w:p>
+    <w:p>
+      <w:pPr>
+        <w:ind w:left="720"/>
+        <w:rPr>
+          <w:b/>
+          <w:bCs/>
+        </w:rPr>
+      </w:pPr>
+      <w:r>
+        <w:rPr>
+          <w:rFonts w:ascii="Segoe UI Emoji" w:hAnsi="Segoe UI Emoji" w:cs="Segoe UI Emoji"/>
+          <w:b/>
+          <w:bCs/>
+        </w:rPr>
+        <w:t>🚀</w:t>
+      </w:r>
+      <w:r>
+        <w:rPr>
+          <w:b/>
+          <w:bCs/>
+        </w:rPr>
+        <w:t xml:space="preserve"> </w:t>
+      </w:r>
+      <w:proofErr w:type="spellStart"/>
+      <w:r>
+        <w:rPr>
+          <w:b/>
+          <w:bCs/>
+        </w:rPr>
+        <w:t>Streamlit</w:t>
+      </w:r>
+      <w:proofErr w:type="spellEnd"/>
+      <w:r>
+        <w:rPr>
+          <w:b/>
+          <w:bCs/>
+        </w:rPr>
+        <w:t xml:space="preserve"> Interface</w:t>
+      </w:r>
+    </w:p>
+    <w:p>
+      <w:pPr>
+        <w:numPr>
+          <w:ilvl w:val="0"/>
+          <w:numId w:val="24"/>
+        </w:numPr>
+      </w:pPr>
+      <w:r>
+        <w:t>Searchable Dropdown to pick Player</w:t>
+      </w:r>
+    </w:p>
+    <w:p>
+      <w:pPr>
+        <w:numPr>
+          <w:ilvl w:val="0"/>
+          <w:numId w:val="24"/>
+        </w:numPr>
+      </w:pPr>
+      <w:r>
+        <w:t xml:space="preserve">Button: </w:t>
+      </w:r>
+      <w:r>
+        <w:rPr>
+          <w:b/>
+          <w:bCs/>
+        </w:rPr>
+        <w:t>“Should I pick this player?”</w:t>
+      </w:r>
+    </w:p>
+    <w:p>
+      <w:pPr>
+        <w:numPr>
+          <w:ilvl w:val="0"/>
+          <w:numId w:val="24"/>
+        </w:numPr>
+      </w:pPr>
+      <w:r>
+        <w:t>Output:</w:t>
+      </w:r>
+    </w:p>
+    <w:p>
+      <w:pPr>
+        <w:numPr>
+          <w:ilvl w:val="1"/>
+          <w:numId w:val="24"/>
+        </w:numPr>
+      </w:pPr>
+      <w:r>
+        <w:t>Recommendation</w:t>
+      </w:r>
+    </w:p>
+    <w:p>
+      <w:pPr>
+        <w:numPr>
+          <w:ilvl w:val="1"/>
+          <w:numId w:val="24"/>
+        </w:numPr>
+      </w:pPr>
+      <w:r>
+        <w:t>Price suggestion</w:t>
+      </w:r>
+    </w:p>
+    <w:p>
+      <w:pPr>
+        <w:numPr>
+          <w:ilvl w:val="1"/>
+          <w:numId w:val="24"/>
+        </w:numPr>
+      </w:pPr>
+      <w:r>
+        <w:t>Graph of past performance</w:t>
+      </w:r>
+    </w:p>
+    <w:p>
+      <w:pPr>
+        <w:numPr>
+          <w:ilvl w:val="1"/>
+          <w:numId w:val="24"/>
+        </w:numPr>
+      </w:pPr>
+      <w:r>
+        <w:t>Similar players &amp; prices</w:t>
+      </w:r>
+    </w:p>
+    <w:p>
+      <w:pPr>
+        <w:ind w:left="720"/>
+      </w:pPr>
+      <w:r>
+        <w:pict w14:anchorId="758F9CF7">
+          <v:rect id="_x0000_i1093" style="width:0;height:1.5pt" o:hralign="center" o:hrstd="t" o:hr="t" fillcolor="#a0a0a0" stroked="f"/>
+        </w:pict>
+      </w:r>
+    </w:p>
+    <w:p>
+      <w:pPr>
+        <w:ind w:left="720"/>
+        <w:rPr>
+          <w:b/>
+          <w:bCs/>
+        </w:rPr>
+      </w:pPr>
+      <w:r>
+        <w:rPr>
+          <w:rFonts w:ascii="Segoe UI Symbol" w:hAnsi="Segoe UI Symbol" w:cs="Segoe UI Symbol"/>
+          <w:b/>
+          <w:bCs/>
+        </w:rPr>
+        <w:t>🗂</w:t>
+      </w:r>
+      <w:r>
+        <w:rPr>
+          <w:b/>
+          <w:bCs/>
+        </w:rPr>
+        <w:t xml:space="preserve"> Folder Structure Suggestion</w:t>
+      </w:r>
+    </w:p>
+    <w:p>
+      <w:pPr>
+        <w:ind w:left="720"/>
+      </w:pPr>
+      <w:proofErr w:type="spellStart"/>
+      <w:r>
+        <w:t>kotlin</w:t>
+      </w:r>
+      <w:proofErr w:type="spellEnd"/>
+    </w:p>
+    <w:p>
+      <w:pPr>
+        <w:ind w:left="720"/>
+      </w:pPr>
+      <w:proofErr w:type="spellStart"/>
+      <w:r>
+        <w:t>CopyEdit</w:t>
+      </w:r>
+      <w:proofErr w:type="spellEnd"/>
+    </w:p>
+    <w:p>
+      <w:pPr>
+        <w:ind w:left="720"/>
+      </w:pPr>
+      <w:proofErr w:type="spellStart"/>
+      <w:r>
+        <w:t>cricket_ai_agent</w:t>
+      </w:r>
+      <w:proofErr w:type="spellEnd"/>
+      <w:r>
+        <w:t>/</w:t>
+      </w:r>
+    </w:p>
+    <w:p>
+      <w:pPr>
+        <w:ind w:left="720"/>
+      </w:pPr>
+      <w:r>
+        <w:t>│</w:t>
+      </w:r>
+    </w:p>
+    <w:p>
+      <w:pPr>
+        <w:ind w:left="720"/>
+      </w:pPr>
+      <w:r>
+        <w:rPr>
+          <w:rFonts w:ascii="MS Gothic" w:eastAsia="MS Gothic" w:hAnsi="MS Gothic" w:cs="MS Gothic" w:hint="eastAsia"/>
+        </w:rPr>
+        <w:t>├</w:t>
+      </w:r>
+      <w:r>
+        <w:rPr>
+          <w:rFonts w:ascii="Calibri" w:hAnsi="Calibri" w:cs="Calibri"/>
+        </w:rPr>
+        <w:t>──</w:t>
+      </w:r>
+      <w:r>
+        <w:t xml:space="preserve"> data/</w:t>
+      </w:r>
+    </w:p>
+    <w:p>
+      <w:pPr>
+        <w:ind w:left="720"/>
+      </w:pPr>
+      <w:r>
+        <w:t xml:space="preserve">│   </w:t>
+      </w:r>
+      <w:r>
+        <w:rPr>
+          <w:rFonts w:ascii="MS Gothic" w:eastAsia="MS Gothic" w:hAnsi="MS Gothic" w:cs="MS Gothic" w:hint="eastAsia"/>
+        </w:rPr>
+        <w:t>├</w:t>
+      </w:r>
+      <w:r>
+        <w:rPr>
+          <w:rFonts w:ascii="Calibri" w:hAnsi="Calibri" w:cs="Calibri"/>
+        </w:rPr>
+        <w:t>──</w:t>
+      </w:r>
+      <w:r>
+        <w:t xml:space="preserve"> player_stats.csv</w:t>
+      </w:r>
+    </w:p>
+    <w:p>
+      <w:pPr>
+        <w:ind w:left="720"/>
+      </w:pPr>
+      <w:r>
+        <w:t>│   └── auction_data.csv</w:t>
+      </w:r>
+    </w:p>
+    <w:p>
+      <w:pPr>
+        <w:ind w:left="720"/>
+      </w:pPr>
+      <w:r>
+        <w:t>│</w:t>
+      </w:r>
+    </w:p>
+    <w:p>
+      <w:pPr>
+        <w:ind w:left="720"/>
+      </w:pPr>
+      <w:r>
+        <w:rPr>
+          <w:rFonts w:ascii="MS Gothic" w:eastAsia="MS Gothic" w:hAnsi="MS Gothic" w:cs="MS Gothic" w:hint="eastAsia"/>
+        </w:rPr>
+        <w:t>├</w:t>
+      </w:r>
+      <w:r>
+        <w:rPr>
+          <w:rFonts w:ascii="Calibri" w:hAnsi="Calibri" w:cs="Calibri"/>
+        </w:rPr>
+        <w:t>──</w:t>
+      </w:r>
+      <w:r>
+        <w:t xml:space="preserve"> models/</w:t>
+      </w:r>
+    </w:p>
+    <w:p>
+      <w:pPr>
+        <w:ind w:left="720"/>
+      </w:pPr>
+      <w:r>
+        <w:t xml:space="preserve">│   └── </w:t>
+      </w:r>
+      <w:proofErr w:type="spellStart"/>
+      <w:r>
+        <w:t>price_predictor.pkl</w:t>
+      </w:r>
+      <w:proofErr w:type="spellEnd"/>
+    </w:p>
+    <w:p>
+      <w:pPr>
+        <w:ind w:left="720"/>
+      </w:pPr>
+      <w:r>
+        <w:t>│</w:t>
+      </w:r>
+    </w:p>
+    <w:p>
+      <w:pPr>
+        <w:ind w:left="720"/>
+      </w:pPr>
+      <w:r>
+        <w:rPr>
+          <w:rFonts w:ascii="MS Gothic" w:eastAsia="MS Gothic" w:hAnsi="MS Gothic" w:cs="MS Gothic" w:hint="eastAsia"/>
+        </w:rPr>
+        <w:t>├</w:t>
+      </w:r>
+      <w:r>
+        <w:rPr>
+          <w:rFonts w:ascii="Calibri" w:hAnsi="Calibri" w:cs="Calibri"/>
+        </w:rPr>
+        <w:t>──</w:t>
+      </w:r>
+      <w:r>
+        <w:t xml:space="preserve"> streamlit_app.py</w:t>
+      </w:r>
+    </w:p>
+    <w:p>
+      <w:pPr>
+        <w:ind w:left="720"/>
+      </w:pPr>
+      <w:r>
+        <w:rPr>
+          <w:rFonts w:ascii="MS Gothic" w:eastAsia="MS Gothic" w:hAnsi="MS Gothic" w:cs="MS Gothic" w:hint="eastAsia"/>
+        </w:rPr>
+        <w:t>├</w:t>
+      </w:r>
+      <w:r>
+        <w:rPr>
+          <w:rFonts w:ascii="Calibri" w:hAnsi="Calibri" w:cs="Calibri"/>
+        </w:rPr>
+        <w:t>──</w:t>
+      </w:r>
+      <w:r>
+        <w:t xml:space="preserve"> agent_chain.py</w:t>
+      </w:r>
+    </w:p>
+    <w:p>
+      <w:pPr>
+        <w:ind w:left="720"/>
+      </w:pPr>
+      <w:r>
+        <w:rPr>
+          <w:rFonts w:ascii="MS Gothic" w:eastAsia="MS Gothic" w:hAnsi="MS Gothic" w:cs="MS Gothic" w:hint="eastAsia"/>
+        </w:rPr>
+        <w:t>├</w:t>
+      </w:r>
+      <w:r>
+        <w:rPr>
+          <w:rFonts w:ascii="Calibri" w:hAnsi="Calibri" w:cs="Calibri"/>
+        </w:rPr>
+        <w:t>──</w:t>
+      </w:r>
+      <w:r>
+        <w:t xml:space="preserve"> player_evaluation.py</w:t>
+      </w:r>
+    </w:p>
+    <w:p>
+      <w:pPr>
+        <w:ind w:left="720"/>
+      </w:pPr>
+      <w:r>
+        <w:rPr>
+          <w:rFonts w:ascii="MS Gothic" w:eastAsia="MS Gothic" w:hAnsi="MS Gothic" w:cs="MS Gothic" w:hint="eastAsia"/>
+        </w:rPr>
+        <w:t>├</w:t>
+      </w:r>
+      <w:r>
+        <w:rPr>
+          <w:rFonts w:ascii="Calibri" w:hAnsi="Calibri" w:cs="Calibri"/>
+        </w:rPr>
+        <w:t>──</w:t>
+      </w:r>
+      <w:r>
+        <w:t xml:space="preserve"> requirements.txt</w:t>
+      </w:r>
+    </w:p>
+    <w:p>
+      <w:pPr>
+        <w:ind w:left="720"/>
+      </w:pPr>
+      <w:r>
+        <w:pict w14:anchorId="218595B6">
+          <v:rect id="_x0000_i1094" style="width:0;height:1.5pt" o:hralign="center" o:hrstd="t" o:hr="t" fillcolor="#a0a0a0" stroked="f"/>
+        </w:pict>
+      </w:r>
+    </w:p>
+    <w:p>
+      <w:pPr>
+        <w:ind w:left="720"/>
+        <w:rPr>
+          <w:b/>
+          <w:bCs/>
+        </w:rPr>
+      </w:pPr>
+      <w:r>
+        <w:rPr>
+          <w:rFonts w:ascii="Segoe UI Emoji" w:hAnsi="Segoe UI Emoji" w:cs="Segoe UI Emoji"/>
+          <w:b/>
+          <w:bCs/>
+        </w:rPr>
+        <w:t>⚡</w:t>
+      </w:r>
+      <w:r>
+        <w:rPr>
+          <w:b/>
+          <w:bCs/>
+        </w:rPr>
+        <w:t xml:space="preserve"> Want Me to Generate Code?</w:t>
+      </w:r>
+    </w:p>
+    <w:p>
+      <w:pPr>
+        <w:ind w:left="720"/>
+      </w:pPr>
+      <w:r>
+        <w:t>I can give you:</w:t>
+      </w:r>
+    </w:p>
+    <w:p>
+      <w:pPr>
+        <w:numPr>
+          <w:ilvl w:val="0"/>
+          <w:numId w:val="25"/>
+        </w:numPr>
+      </w:pPr>
+      <w:proofErr w:type="spellStart"/>
+      <w:r>
+        <w:t>Streamlit</w:t>
+      </w:r>
+      <w:proofErr w:type="spellEnd"/>
+      <w:r>
+        <w:t xml:space="preserve"> App UI</w:t>
+      </w:r>
+    </w:p>
+    <w:p>
+      <w:pPr>
+        <w:numPr>
+          <w:ilvl w:val="0"/>
+          <w:numId w:val="25"/>
+        </w:numPr>
+      </w:pPr>
+      <w:r>
+        <w:t xml:space="preserve">Agent Chain using </w:t>
+      </w:r>
+      <w:proofErr w:type="spellStart"/>
+      <w:r>
+        <w:t>LangChain</w:t>
+      </w:r>
+      <w:proofErr w:type="spellEnd"/>
+    </w:p>
+    <w:p>
+      <w:pPr>
+        <w:numPr>
+          <w:ilvl w:val="0"/>
+          <w:numId w:val="25"/>
+        </w:numPr>
+      </w:pPr>
+      <w:r>
+        <w:t>Training script for predicting player price</w:t>
+      </w:r>
+    </w:p>
+    <w:p>
+      <w:pPr>
+        <w:ind w:left="720"/>
+      </w:pPr>
+      <w:r>
+        <w:t>Would you like the full setup code for this Agentic AI system?</w:t>
+      </w:r>
+    </w:p>
+    <w:p>
+      <w:pPr>
+        <w:ind w:left="720"/>
+      </w:pPr>
+    </w:p>
+    <w:p>
+      <w:pPr>
+        <w:ind w:left="720"/>
+      </w:pPr>
+    </w:p>
     <w:p/>
     <w:p>
       <w:r>
@@ -3219,6 +4666,151 @@
     </w:lvl>
   </w:abstractNum>
   <w:abstractNum w:abstractNumId="1" w15:restartNumberingAfterBreak="0">
+    <w:nsid w:val="19CE32B9"/>
+    <w:multiLevelType w:val="multilevel"/>
+    <w:tmpl w:val="4B28A864"/>
+    <w:lvl w:ilvl="0">
+      <w:start w:val="1"/>
+      <w:numFmt w:val="bullet"/>
+      <w:lvlText w:val=""/>
+      <w:lvlJc w:val="left"/>
+      <w:pPr>
+        <w:tabs>
+          <w:tab w:val="num" w:pos="720"/>
+        </w:tabs>
+        <w:ind w:left="720" w:hanging="360"/>
+      </w:pPr>
+      <w:rPr>
+        <w:rFonts w:ascii="Symbol" w:hAnsi="Symbol" w:hint="default"/>
+        <w:sz w:val="20"/>
+      </w:rPr>
+    </w:lvl>
+    <w:lvl w:ilvl="1">
+      <w:start w:val="1"/>
+      <w:numFmt w:val="decimal"/>
+      <w:lvlText w:val="%2."/>
+      <w:lvlJc w:val="left"/>
+      <w:pPr>
+        <w:tabs>
+          <w:tab w:val="num" w:pos="1440"/>
+        </w:tabs>
+        <w:ind w:left="1440" w:hanging="360"/>
+      </w:pPr>
+    </w:lvl>
+    <w:lvl w:ilvl="2" w:tentative="1">
+      <w:start w:val="1"/>
+      <w:numFmt w:val="bullet"/>
+      <w:lvlText w:val=""/>
+      <w:lvlJc w:val="left"/>
+      <w:pPr>
+        <w:tabs>
+          <w:tab w:val="num" w:pos="2160"/>
+        </w:tabs>
+        <w:ind w:left="2160" w:hanging="360"/>
+      </w:pPr>
+      <w:rPr>
+        <w:rFonts w:ascii="Wingdings" w:hAnsi="Wingdings" w:hint="default"/>
+        <w:sz w:val="20"/>
+      </w:rPr>
+    </w:lvl>
+    <w:lvl w:ilvl="3" w:tentative="1">
+      <w:start w:val="1"/>
+      <w:numFmt w:val="bullet"/>
+      <w:lvlText w:val=""/>
+      <w:lvlJc w:val="left"/>
+      <w:pPr>
+        <w:tabs>
+          <w:tab w:val="num" w:pos="2880"/>
+        </w:tabs>
+        <w:ind w:left="2880" w:hanging="360"/>
+      </w:pPr>
+      <w:rPr>
+        <w:rFonts w:ascii="Wingdings" w:hAnsi="Wingdings" w:hint="default"/>
+        <w:sz w:val="20"/>
+      </w:rPr>
+    </w:lvl>
+    <w:lvl w:ilvl="4" w:tentative="1">
+      <w:start w:val="1"/>
+      <w:numFmt w:val="bullet"/>
+      <w:lvlText w:val=""/>
+      <w:lvlJc w:val="left"/>
+      <w:pPr>
+        <w:tabs>
+          <w:tab w:val="num" w:pos="3600"/>
+        </w:tabs>
+        <w:ind w:left="3600" w:hanging="360"/>
+      </w:pPr>
+      <w:rPr>
+        <w:rFonts w:ascii="Wingdings" w:hAnsi="Wingdings" w:hint="default"/>
+        <w:sz w:val="20"/>
+      </w:rPr>
+    </w:lvl>
+    <w:lvl w:ilvl="5" w:tentative="1">
+      <w:start w:val="1"/>
+      <w:numFmt w:val="bullet"/>
+      <w:lvlText w:val=""/>
+      <w:lvlJc w:val="left"/>
+      <w:pPr>
+        <w:tabs>
+          <w:tab w:val="num" w:pos="4320"/>
+        </w:tabs>
+        <w:ind w:left="4320" w:hanging="360"/>
+      </w:pPr>
+      <w:rPr>
+        <w:rFonts w:ascii="Wingdings" w:hAnsi="Wingdings" w:hint="default"/>
+        <w:sz w:val="20"/>
+      </w:rPr>
+    </w:lvl>
+    <w:lvl w:ilvl="6" w:tentative="1">
+      <w:start w:val="1"/>
+      <w:numFmt w:val="bullet"/>
+      <w:lvlText w:val=""/>
+      <w:lvlJc w:val="left"/>
+      <w:pPr>
+        <w:tabs>
+          <w:tab w:val="num" w:pos="5040"/>
+        </w:tabs>
+        <w:ind w:left="5040" w:hanging="360"/>
+      </w:pPr>
+      <w:rPr>
+        <w:rFonts w:ascii="Wingdings" w:hAnsi="Wingdings" w:hint="default"/>
+        <w:sz w:val="20"/>
+      </w:rPr>
+    </w:lvl>
+    <w:lvl w:ilvl="7" w:tentative="1">
+      <w:start w:val="1"/>
+      <w:numFmt w:val="bullet"/>
+      <w:lvlText w:val=""/>
+      <w:lvlJc w:val="left"/>
+      <w:pPr>
+        <w:tabs>
+          <w:tab w:val="num" w:pos="5760"/>
+        </w:tabs>
+        <w:ind w:left="5760" w:hanging="360"/>
+      </w:pPr>
+      <w:rPr>
+        <w:rFonts w:ascii="Wingdings" w:hAnsi="Wingdings" w:hint="default"/>
+        <w:sz w:val="20"/>
+      </w:rPr>
+    </w:lvl>
+    <w:lvl w:ilvl="8" w:tentative="1">
+      <w:start w:val="1"/>
+      <w:numFmt w:val="bullet"/>
+      <w:lvlText w:val=""/>
+      <w:lvlJc w:val="left"/>
+      <w:pPr>
+        <w:tabs>
+          <w:tab w:val="num" w:pos="6480"/>
+        </w:tabs>
+        <w:ind w:left="6480" w:hanging="360"/>
+      </w:pPr>
+      <w:rPr>
+        <w:rFonts w:ascii="Wingdings" w:hAnsi="Wingdings" w:hint="default"/>
+        <w:sz w:val="20"/>
+      </w:rPr>
+    </w:lvl>
+  </w:abstractNum>
+  <w:abstractNum w:abstractNumId="2" w15:restartNumberingAfterBreak="0">
     <w:nsid w:val="19DB0A10"/>
     <w:multiLevelType w:val="multilevel"/>
     <w:tmpl w:val="964A1F18"/>
@@ -3363,7 +4955,269 @@
       </w:rPr>
     </w:lvl>
   </w:abstractNum>
-  <w:abstractNum w:abstractNumId="2" w15:restartNumberingAfterBreak="0">
+  <w:abstractNum w:abstractNumId="3" w15:restartNumberingAfterBreak="0">
+    <w:nsid w:val="21BC5C47"/>
+    <w:multiLevelType w:val="multilevel"/>
+    <w:tmpl w:val="A62A1A8E"/>
+    <w:lvl w:ilvl="0">
+      <w:start w:val="1"/>
+      <w:numFmt w:val="decimal"/>
+      <w:lvlText w:val="%1."/>
+      <w:lvlJc w:val="left"/>
+      <w:pPr>
+        <w:tabs>
+          <w:tab w:val="num" w:pos="720"/>
+        </w:tabs>
+        <w:ind w:left="720" w:hanging="360"/>
+      </w:pPr>
+    </w:lvl>
+    <w:lvl w:ilvl="1" w:tentative="1">
+      <w:start w:val="1"/>
+      <w:numFmt w:val="decimal"/>
+      <w:lvlText w:val="%2."/>
+      <w:lvlJc w:val="left"/>
+      <w:pPr>
+        <w:tabs>
+          <w:tab w:val="num" w:pos="1440"/>
+        </w:tabs>
+        <w:ind w:left="1440" w:hanging="360"/>
+      </w:pPr>
+    </w:lvl>
+    <w:lvl w:ilvl="2" w:tentative="1">
+      <w:start w:val="1"/>
+      <w:numFmt w:val="decimal"/>
+      <w:lvlText w:val="%3."/>
+      <w:lvlJc w:val="left"/>
+      <w:pPr>
+        <w:tabs>
+          <w:tab w:val="num" w:pos="2160"/>
+        </w:tabs>
+        <w:ind w:left="2160" w:hanging="360"/>
+      </w:pPr>
+    </w:lvl>
+    <w:lvl w:ilvl="3" w:tentative="1">
+      <w:start w:val="1"/>
+      <w:numFmt w:val="decimal"/>
+      <w:lvlText w:val="%4."/>
+      <w:lvlJc w:val="left"/>
+      <w:pPr>
+        <w:tabs>
+          <w:tab w:val="num" w:pos="2880"/>
+        </w:tabs>
+        <w:ind w:left="2880" w:hanging="360"/>
+      </w:pPr>
+    </w:lvl>
+    <w:lvl w:ilvl="4" w:tentative="1">
+      <w:start w:val="1"/>
+      <w:numFmt w:val="decimal"/>
+      <w:lvlText w:val="%5."/>
+      <w:lvlJc w:val="left"/>
+      <w:pPr>
+        <w:tabs>
+          <w:tab w:val="num" w:pos="3600"/>
+        </w:tabs>
+        <w:ind w:left="3600" w:hanging="360"/>
+      </w:pPr>
+    </w:lvl>
+    <w:lvl w:ilvl="5" w:tentative="1">
+      <w:start w:val="1"/>
+      <w:numFmt w:val="decimal"/>
+      <w:lvlText w:val="%6."/>
+      <w:lvlJc w:val="left"/>
+      <w:pPr>
+        <w:tabs>
+          <w:tab w:val="num" w:pos="4320"/>
+        </w:tabs>
+        <w:ind w:left="4320" w:hanging="360"/>
+      </w:pPr>
+    </w:lvl>
+    <w:lvl w:ilvl="6" w:tentative="1">
+      <w:start w:val="1"/>
+      <w:numFmt w:val="decimal"/>
+      <w:lvlText w:val="%7."/>
+      <w:lvlJc w:val="left"/>
+      <w:pPr>
+        <w:tabs>
+          <w:tab w:val="num" w:pos="5040"/>
+        </w:tabs>
+        <w:ind w:left="5040" w:hanging="360"/>
+      </w:pPr>
+    </w:lvl>
+    <w:lvl w:ilvl="7" w:tentative="1">
+      <w:start w:val="1"/>
+      <w:numFmt w:val="decimal"/>
+      <w:lvlText w:val="%8."/>
+      <w:lvlJc w:val="left"/>
+      <w:pPr>
+        <w:tabs>
+          <w:tab w:val="num" w:pos="5760"/>
+        </w:tabs>
+        <w:ind w:left="5760" w:hanging="360"/>
+      </w:pPr>
+    </w:lvl>
+    <w:lvl w:ilvl="8" w:tentative="1">
+      <w:start w:val="1"/>
+      <w:numFmt w:val="decimal"/>
+      <w:lvlText w:val="%9."/>
+      <w:lvlJc w:val="left"/>
+      <w:pPr>
+        <w:tabs>
+          <w:tab w:val="num" w:pos="6480"/>
+        </w:tabs>
+        <w:ind w:left="6480" w:hanging="360"/>
+      </w:pPr>
+    </w:lvl>
+  </w:abstractNum>
+  <w:abstractNum w:abstractNumId="4" w15:restartNumberingAfterBreak="0">
+    <w:nsid w:val="292C28E5"/>
+    <w:multiLevelType w:val="multilevel"/>
+    <w:tmpl w:val="254E8EF6"/>
+    <w:lvl w:ilvl="0">
+      <w:start w:val="1"/>
+      <w:numFmt w:val="bullet"/>
+      <w:lvlText w:val=""/>
+      <w:lvlJc w:val="left"/>
+      <w:pPr>
+        <w:tabs>
+          <w:tab w:val="num" w:pos="720"/>
+        </w:tabs>
+        <w:ind w:left="720" w:hanging="360"/>
+      </w:pPr>
+      <w:rPr>
+        <w:rFonts w:ascii="Symbol" w:hAnsi="Symbol" w:hint="default"/>
+        <w:sz w:val="20"/>
+      </w:rPr>
+    </w:lvl>
+    <w:lvl w:ilvl="1">
+      <w:start w:val="1"/>
+      <w:numFmt w:val="bullet"/>
+      <w:lvlText w:val="o"/>
+      <w:lvlJc w:val="left"/>
+      <w:pPr>
+        <w:tabs>
+          <w:tab w:val="num" w:pos="1440"/>
+        </w:tabs>
+        <w:ind w:left="1440" w:hanging="360"/>
+      </w:pPr>
+      <w:rPr>
+        <w:rFonts w:ascii="Courier New" w:hAnsi="Courier New" w:hint="default"/>
+        <w:sz w:val="20"/>
+      </w:rPr>
+    </w:lvl>
+    <w:lvl w:ilvl="2" w:tentative="1">
+      <w:start w:val="1"/>
+      <w:numFmt w:val="bullet"/>
+      <w:lvlText w:val=""/>
+      <w:lvlJc w:val="left"/>
+      <w:pPr>
+        <w:tabs>
+          <w:tab w:val="num" w:pos="2160"/>
+        </w:tabs>
+        <w:ind w:left="2160" w:hanging="360"/>
+      </w:pPr>
+      <w:rPr>
+        <w:rFonts w:ascii="Wingdings" w:hAnsi="Wingdings" w:hint="default"/>
+        <w:sz w:val="20"/>
+      </w:rPr>
+    </w:lvl>
+    <w:lvl w:ilvl="3" w:tentative="1">
+      <w:start w:val="1"/>
+      <w:numFmt w:val="bullet"/>
+      <w:lvlText w:val=""/>
+      <w:lvlJc w:val="left"/>
+      <w:pPr>
+        <w:tabs>
+          <w:tab w:val="num" w:pos="2880"/>
+        </w:tabs>
+        <w:ind w:left="2880" w:hanging="360"/>
+      </w:pPr>
+      <w:rPr>
+        <w:rFonts w:ascii="Wingdings" w:hAnsi="Wingdings" w:hint="default"/>
+        <w:sz w:val="20"/>
+      </w:rPr>
+    </w:lvl>
+    <w:lvl w:ilvl="4" w:tentative="1">
+      <w:start w:val="1"/>
+      <w:numFmt w:val="bullet"/>
+      <w:lvlText w:val=""/>
+      <w:lvlJc w:val="left"/>
+      <w:pPr>
+        <w:tabs>
+          <w:tab w:val="num" w:pos="3600"/>
+        </w:tabs>
+        <w:ind w:left="3600" w:hanging="360"/>
+      </w:pPr>
+      <w:rPr>
+        <w:rFonts w:ascii="Wingdings" w:hAnsi="Wingdings" w:hint="default"/>
+        <w:sz w:val="20"/>
+      </w:rPr>
+    </w:lvl>
+    <w:lvl w:ilvl="5" w:tentative="1">
+      <w:start w:val="1"/>
+      <w:numFmt w:val="bullet"/>
+      <w:lvlText w:val=""/>
+      <w:lvlJc w:val="left"/>
+      <w:pPr>
+        <w:tabs>
+          <w:tab w:val="num" w:pos="4320"/>
+        </w:tabs>
+        <w:ind w:left="4320" w:hanging="360"/>
+      </w:pPr>
+      <w:rPr>
+        <w:rFonts w:ascii="Wingdings" w:hAnsi="Wingdings" w:hint="default"/>
+        <w:sz w:val="20"/>
+      </w:rPr>
+    </w:lvl>
+    <w:lvl w:ilvl="6" w:tentative="1">
+      <w:start w:val="1"/>
+      <w:numFmt w:val="bullet"/>
+      <w:lvlText w:val=""/>
+      <w:lvlJc w:val="left"/>
+      <w:pPr>
+        <w:tabs>
+          <w:tab w:val="num" w:pos="5040"/>
+        </w:tabs>
+        <w:ind w:left="5040" w:hanging="360"/>
+      </w:pPr>
+      <w:rPr>
+        <w:rFonts w:ascii="Wingdings" w:hAnsi="Wingdings" w:hint="default"/>
+        <w:sz w:val="20"/>
+      </w:rPr>
+    </w:lvl>
+    <w:lvl w:ilvl="7" w:tentative="1">
+      <w:start w:val="1"/>
+      <w:numFmt w:val="bullet"/>
+      <w:lvlText w:val=""/>
+      <w:lvlJc w:val="left"/>
+      <w:pPr>
+        <w:tabs>
+          <w:tab w:val="num" w:pos="5760"/>
+        </w:tabs>
+        <w:ind w:left="5760" w:hanging="360"/>
+      </w:pPr>
+      <w:rPr>
+        <w:rFonts w:ascii="Wingdings" w:hAnsi="Wingdings" w:hint="default"/>
+        <w:sz w:val="20"/>
+      </w:rPr>
+    </w:lvl>
+    <w:lvl w:ilvl="8" w:tentative="1">
+      <w:start w:val="1"/>
+      <w:numFmt w:val="bullet"/>
+      <w:lvlText w:val=""/>
+      <w:lvlJc w:val="left"/>
+      <w:pPr>
+        <w:tabs>
+          <w:tab w:val="num" w:pos="6480"/>
+        </w:tabs>
+        <w:ind w:left="6480" w:hanging="360"/>
+      </w:pPr>
+      <w:rPr>
+        <w:rFonts w:ascii="Wingdings" w:hAnsi="Wingdings" w:hint="default"/>
+        <w:sz w:val="20"/>
+      </w:rPr>
+    </w:lvl>
+  </w:abstractNum>
+  <w:abstractNum w:abstractNumId="5" w15:restartNumberingAfterBreak="0">
     <w:nsid w:val="2A38647E"/>
     <w:multiLevelType w:val="hybridMultilevel"/>
     <w:tmpl w:val="1E7E3FF6"/>
@@ -3475,7 +5329,7 @@
       </w:rPr>
     </w:lvl>
   </w:abstractNum>
-  <w:abstractNum w:abstractNumId="3" w15:restartNumberingAfterBreak="0">
+  <w:abstractNum w:abstractNumId="6" w15:restartNumberingAfterBreak="0">
     <w:nsid w:val="2F366789"/>
     <w:multiLevelType w:val="multilevel"/>
     <w:tmpl w:val="8DE2B9A2"/>
@@ -3624,7 +5478,7 @@
       </w:rPr>
     </w:lvl>
   </w:abstractNum>
-  <w:abstractNum w:abstractNumId="4" w15:restartNumberingAfterBreak="0">
+  <w:abstractNum w:abstractNumId="7" w15:restartNumberingAfterBreak="0">
     <w:nsid w:val="2F7D1D66"/>
     <w:multiLevelType w:val="multilevel"/>
     <w:tmpl w:val="F7CE5EE2"/>
@@ -3773,7 +5627,7 @@
       </w:rPr>
     </w:lvl>
   </w:abstractNum>
-  <w:abstractNum w:abstractNumId="5" w15:restartNumberingAfterBreak="0">
+  <w:abstractNum w:abstractNumId="8" w15:restartNumberingAfterBreak="0">
     <w:nsid w:val="36A104DD"/>
     <w:multiLevelType w:val="multilevel"/>
     <w:tmpl w:val="631ECB5A"/>
@@ -3922,7 +5776,7 @@
       </w:rPr>
     </w:lvl>
   </w:abstractNum>
-  <w:abstractNum w:abstractNumId="6" w15:restartNumberingAfterBreak="0">
+  <w:abstractNum w:abstractNumId="9" w15:restartNumberingAfterBreak="0">
     <w:nsid w:val="3A7557E0"/>
     <w:multiLevelType w:val="multilevel"/>
     <w:tmpl w:val="EDE070BA"/>
@@ -4071,7 +5925,156 @@
       </w:rPr>
     </w:lvl>
   </w:abstractNum>
-  <w:abstractNum w:abstractNumId="7" w15:restartNumberingAfterBreak="0">
+  <w:abstractNum w:abstractNumId="10" w15:restartNumberingAfterBreak="0">
+    <w:nsid w:val="47AB3B57"/>
+    <w:multiLevelType w:val="multilevel"/>
+    <w:tmpl w:val="74E25C4E"/>
+    <w:lvl w:ilvl="0">
+      <w:start w:val="1"/>
+      <w:numFmt w:val="bullet"/>
+      <w:lvlText w:val=""/>
+      <w:lvlJc w:val="left"/>
+      <w:pPr>
+        <w:tabs>
+          <w:tab w:val="num" w:pos="720"/>
+        </w:tabs>
+        <w:ind w:left="720" w:hanging="360"/>
+      </w:pPr>
+      <w:rPr>
+        <w:rFonts w:ascii="Symbol" w:hAnsi="Symbol" w:hint="default"/>
+        <w:sz w:val="20"/>
+      </w:rPr>
+    </w:lvl>
+    <w:lvl w:ilvl="1" w:tentative="1">
+      <w:start w:val="1"/>
+      <w:numFmt w:val="bullet"/>
+      <w:lvlText w:val="o"/>
+      <w:lvlJc w:val="left"/>
+      <w:pPr>
+        <w:tabs>
+          <w:tab w:val="num" w:pos="1440"/>
+        </w:tabs>
+        <w:ind w:left="1440" w:hanging="360"/>
+      </w:pPr>
+      <w:rPr>
+        <w:rFonts w:ascii="Courier New" w:hAnsi="Courier New" w:hint="default"/>
+        <w:sz w:val="20"/>
+      </w:rPr>
+    </w:lvl>
+    <w:lvl w:ilvl="2" w:tentative="1">
+      <w:start w:val="1"/>
+      <w:numFmt w:val="bullet"/>
+      <w:lvlText w:val=""/>
+      <w:lvlJc w:val="left"/>
+      <w:pPr>
+        <w:tabs>
+          <w:tab w:val="num" w:pos="2160"/>
+        </w:tabs>
+        <w:ind w:left="2160" w:hanging="360"/>
+      </w:pPr>
+      <w:rPr>
+        <w:rFonts w:ascii="Wingdings" w:hAnsi="Wingdings" w:hint="default"/>
+        <w:sz w:val="20"/>
+      </w:rPr>
+    </w:lvl>
+    <w:lvl w:ilvl="3" w:tentative="1">
+      <w:start w:val="1"/>
+      <w:numFmt w:val="bullet"/>
+      <w:lvlText w:val=""/>
+      <w:lvlJc w:val="left"/>
+      <w:pPr>
+        <w:tabs>
+          <w:tab w:val="num" w:pos="2880"/>
+        </w:tabs>
+        <w:ind w:left="2880" w:hanging="360"/>
+      </w:pPr>
+      <w:rPr>
+        <w:rFonts w:ascii="Wingdings" w:hAnsi="Wingdings" w:hint="default"/>
+        <w:sz w:val="20"/>
+      </w:rPr>
+    </w:lvl>
+    <w:lvl w:ilvl="4" w:tentative="1">
+      <w:start w:val="1"/>
+      <w:numFmt w:val="bullet"/>
+      <w:lvlText w:val=""/>
+      <w:lvlJc w:val="left"/>
+      <w:pPr>
+        <w:tabs>
+          <w:tab w:val="num" w:pos="3600"/>
+        </w:tabs>
+        <w:ind w:left="3600" w:hanging="360"/>
+      </w:pPr>
+      <w:rPr>
+        <w:rFonts w:ascii="Wingdings" w:hAnsi="Wingdings" w:hint="default"/>
+        <w:sz w:val="20"/>
+      </w:rPr>
+    </w:lvl>
+    <w:lvl w:ilvl="5" w:tentative="1">
+      <w:start w:val="1"/>
+      <w:numFmt w:val="bullet"/>
+      <w:lvlText w:val=""/>
+      <w:lvlJc w:val="left"/>
+      <w:pPr>
+        <w:tabs>
+          <w:tab w:val="num" w:pos="4320"/>
+        </w:tabs>
+        <w:ind w:left="4320" w:hanging="360"/>
+      </w:pPr>
+      <w:rPr>
+        <w:rFonts w:ascii="Wingdings" w:hAnsi="Wingdings" w:hint="default"/>
+        <w:sz w:val="20"/>
+      </w:rPr>
+    </w:lvl>
+    <w:lvl w:ilvl="6" w:tentative="1">
+      <w:start w:val="1"/>
+      <w:numFmt w:val="bullet"/>
+      <w:lvlText w:val=""/>
+      <w:lvlJc w:val="left"/>
+      <w:pPr>
+        <w:tabs>
+          <w:tab w:val="num" w:pos="5040"/>
+        </w:tabs>
+        <w:ind w:left="5040" w:hanging="360"/>
+      </w:pPr>
+      <w:rPr>
+        <w:rFonts w:ascii="Wingdings" w:hAnsi="Wingdings" w:hint="default"/>
+        <w:sz w:val="20"/>
+      </w:rPr>
+    </w:lvl>
+    <w:lvl w:ilvl="7" w:tentative="1">
+      <w:start w:val="1"/>
+      <w:numFmt w:val="bullet"/>
+      <w:lvlText w:val=""/>
+      <w:lvlJc w:val="left"/>
+      <w:pPr>
+        <w:tabs>
+          <w:tab w:val="num" w:pos="5760"/>
+        </w:tabs>
+        <w:ind w:left="5760" w:hanging="360"/>
+      </w:pPr>
+      <w:rPr>
+        <w:rFonts w:ascii="Wingdings" w:hAnsi="Wingdings" w:hint="default"/>
+        <w:sz w:val="20"/>
+      </w:rPr>
+    </w:lvl>
+    <w:lvl w:ilvl="8" w:tentative="1">
+      <w:start w:val="1"/>
+      <w:numFmt w:val="bullet"/>
+      <w:lvlText w:val=""/>
+      <w:lvlJc w:val="left"/>
+      <w:pPr>
+        <w:tabs>
+          <w:tab w:val="num" w:pos="6480"/>
+        </w:tabs>
+        <w:ind w:left="6480" w:hanging="360"/>
+      </w:pPr>
+      <w:rPr>
+        <w:rFonts w:ascii="Wingdings" w:hAnsi="Wingdings" w:hint="default"/>
+        <w:sz w:val="20"/>
+      </w:rPr>
+    </w:lvl>
+  </w:abstractNum>
+  <w:abstractNum w:abstractNumId="11" w15:restartNumberingAfterBreak="0">
     <w:nsid w:val="579C4FC1"/>
     <w:multiLevelType w:val="hybridMultilevel"/>
     <w:tmpl w:val="4C4A319E"/>
@@ -4184,7 +6187,7 @@
       </w:rPr>
     </w:lvl>
   </w:abstractNum>
-  <w:abstractNum w:abstractNumId="8" w15:restartNumberingAfterBreak="0">
+  <w:abstractNum w:abstractNumId="12" w15:restartNumberingAfterBreak="0">
     <w:nsid w:val="587A0B5C"/>
     <w:multiLevelType w:val="multilevel"/>
     <w:tmpl w:val="E828F0B6"/>
@@ -4333,7 +6336,305 @@
       </w:rPr>
     </w:lvl>
   </w:abstractNum>
-  <w:abstractNum w:abstractNumId="9" w15:restartNumberingAfterBreak="0">
+  <w:abstractNum w:abstractNumId="13" w15:restartNumberingAfterBreak="0">
+    <w:nsid w:val="5A77637E"/>
+    <w:multiLevelType w:val="multilevel"/>
+    <w:tmpl w:val="40A6A0D0"/>
+    <w:lvl w:ilvl="0">
+      <w:start w:val="1"/>
+      <w:numFmt w:val="bullet"/>
+      <w:lvlText w:val=""/>
+      <w:lvlJc w:val="left"/>
+      <w:pPr>
+        <w:tabs>
+          <w:tab w:val="num" w:pos="720"/>
+        </w:tabs>
+        <w:ind w:left="720" w:hanging="360"/>
+      </w:pPr>
+      <w:rPr>
+        <w:rFonts w:ascii="Symbol" w:hAnsi="Symbol" w:hint="default"/>
+        <w:sz w:val="20"/>
+      </w:rPr>
+    </w:lvl>
+    <w:lvl w:ilvl="1" w:tentative="1">
+      <w:start w:val="1"/>
+      <w:numFmt w:val="bullet"/>
+      <w:lvlText w:val="o"/>
+      <w:lvlJc w:val="left"/>
+      <w:pPr>
+        <w:tabs>
+          <w:tab w:val="num" w:pos="1440"/>
+        </w:tabs>
+        <w:ind w:left="1440" w:hanging="360"/>
+      </w:pPr>
+      <w:rPr>
+        <w:rFonts w:ascii="Courier New" w:hAnsi="Courier New" w:hint="default"/>
+        <w:sz w:val="20"/>
+      </w:rPr>
+    </w:lvl>
+    <w:lvl w:ilvl="2" w:tentative="1">
+      <w:start w:val="1"/>
+      <w:numFmt w:val="bullet"/>
+      <w:lvlText w:val=""/>
+      <w:lvlJc w:val="left"/>
+      <w:pPr>
+        <w:tabs>
+          <w:tab w:val="num" w:pos="2160"/>
+        </w:tabs>
+        <w:ind w:left="2160" w:hanging="360"/>
+      </w:pPr>
+      <w:rPr>
+        <w:rFonts w:ascii="Wingdings" w:hAnsi="Wingdings" w:hint="default"/>
+        <w:sz w:val="20"/>
+      </w:rPr>
+    </w:lvl>
+    <w:lvl w:ilvl="3" w:tentative="1">
+      <w:start w:val="1"/>
+      <w:numFmt w:val="bullet"/>
+      <w:lvlText w:val=""/>
+      <w:lvlJc w:val="left"/>
+      <w:pPr>
+        <w:tabs>
+          <w:tab w:val="num" w:pos="2880"/>
+        </w:tabs>
+        <w:ind w:left="2880" w:hanging="360"/>
+      </w:pPr>
+      <w:rPr>
+        <w:rFonts w:ascii="Wingdings" w:hAnsi="Wingdings" w:hint="default"/>
+        <w:sz w:val="20"/>
+      </w:rPr>
+    </w:lvl>
+    <w:lvl w:ilvl="4" w:tentative="1">
+      <w:start w:val="1"/>
+      <w:numFmt w:val="bullet"/>
+      <w:lvlText w:val=""/>
+      <w:lvlJc w:val="left"/>
+      <w:pPr>
+        <w:tabs>
+          <w:tab w:val="num" w:pos="3600"/>
+        </w:tabs>
+        <w:ind w:left="3600" w:hanging="360"/>
+      </w:pPr>
+      <w:rPr>
+        <w:rFonts w:ascii="Wingdings" w:hAnsi="Wingdings" w:hint="default"/>
+        <w:sz w:val="20"/>
+      </w:rPr>
+    </w:lvl>
+    <w:lvl w:ilvl="5" w:tentative="1">
+      <w:start w:val="1"/>
+      <w:numFmt w:val="bullet"/>
+      <w:lvlText w:val=""/>
+      <w:lvlJc w:val="left"/>
+      <w:pPr>
+        <w:tabs>
+          <w:tab w:val="num" w:pos="4320"/>
+        </w:tabs>
+        <w:ind w:left="4320" w:hanging="360"/>
+      </w:pPr>
+      <w:rPr>
+        <w:rFonts w:ascii="Wingdings" w:hAnsi="Wingdings" w:hint="default"/>
+        <w:sz w:val="20"/>
+      </w:rPr>
+    </w:lvl>
+    <w:lvl w:ilvl="6" w:tentative="1">
+      <w:start w:val="1"/>
+      <w:numFmt w:val="bullet"/>
+      <w:lvlText w:val=""/>
+      <w:lvlJc w:val="left"/>
+      <w:pPr>
+        <w:tabs>
+          <w:tab w:val="num" w:pos="5040"/>
+        </w:tabs>
+        <w:ind w:left="5040" w:hanging="360"/>
+      </w:pPr>
+      <w:rPr>
+        <w:rFonts w:ascii="Wingdings" w:hAnsi="Wingdings" w:hint="default"/>
+        <w:sz w:val="20"/>
+      </w:rPr>
+    </w:lvl>
+    <w:lvl w:ilvl="7" w:tentative="1">
+      <w:start w:val="1"/>
+      <w:numFmt w:val="bullet"/>
+      <w:lvlText w:val=""/>
+      <w:lvlJc w:val="left"/>
+      <w:pPr>
+        <w:tabs>
+          <w:tab w:val="num" w:pos="5760"/>
+        </w:tabs>
+        <w:ind w:left="5760" w:hanging="360"/>
+      </w:pPr>
+      <w:rPr>
+        <w:rFonts w:ascii="Wingdings" w:hAnsi="Wingdings" w:hint="default"/>
+        <w:sz w:val="20"/>
+      </w:rPr>
+    </w:lvl>
+    <w:lvl w:ilvl="8" w:tentative="1">
+      <w:start w:val="1"/>
+      <w:numFmt w:val="bullet"/>
+      <w:lvlText w:val=""/>
+      <w:lvlJc w:val="left"/>
+      <w:pPr>
+        <w:tabs>
+          <w:tab w:val="num" w:pos="6480"/>
+        </w:tabs>
+        <w:ind w:left="6480" w:hanging="360"/>
+      </w:pPr>
+      <w:rPr>
+        <w:rFonts w:ascii="Wingdings" w:hAnsi="Wingdings" w:hint="default"/>
+        <w:sz w:val="20"/>
+      </w:rPr>
+    </w:lvl>
+  </w:abstractNum>
+  <w:abstractNum w:abstractNumId="14" w15:restartNumberingAfterBreak="0">
+    <w:nsid w:val="64025F08"/>
+    <w:multiLevelType w:val="multilevel"/>
+    <w:tmpl w:val="E9E466A8"/>
+    <w:lvl w:ilvl="0">
+      <w:start w:val="1"/>
+      <w:numFmt w:val="bullet"/>
+      <w:lvlText w:val=""/>
+      <w:lvlJc w:val="left"/>
+      <w:pPr>
+        <w:tabs>
+          <w:tab w:val="num" w:pos="720"/>
+        </w:tabs>
+        <w:ind w:left="720" w:hanging="360"/>
+      </w:pPr>
+      <w:rPr>
+        <w:rFonts w:ascii="Symbol" w:hAnsi="Symbol" w:hint="default"/>
+        <w:sz w:val="20"/>
+      </w:rPr>
+    </w:lvl>
+    <w:lvl w:ilvl="1">
+      <w:start w:val="1"/>
+      <w:numFmt w:val="bullet"/>
+      <w:lvlText w:val="o"/>
+      <w:lvlJc w:val="left"/>
+      <w:pPr>
+        <w:tabs>
+          <w:tab w:val="num" w:pos="1440"/>
+        </w:tabs>
+        <w:ind w:left="1440" w:hanging="360"/>
+      </w:pPr>
+      <w:rPr>
+        <w:rFonts w:ascii="Courier New" w:hAnsi="Courier New" w:hint="default"/>
+        <w:sz w:val="20"/>
+      </w:rPr>
+    </w:lvl>
+    <w:lvl w:ilvl="2" w:tentative="1">
+      <w:start w:val="1"/>
+      <w:numFmt w:val="bullet"/>
+      <w:lvlText w:val=""/>
+      <w:lvlJc w:val="left"/>
+      <w:pPr>
+        <w:tabs>
+          <w:tab w:val="num" w:pos="2160"/>
+        </w:tabs>
+        <w:ind w:left="2160" w:hanging="360"/>
+      </w:pPr>
+      <w:rPr>
+        <w:rFonts w:ascii="Wingdings" w:hAnsi="Wingdings" w:hint="default"/>
+        <w:sz w:val="20"/>
+      </w:rPr>
+    </w:lvl>
+    <w:lvl w:ilvl="3" w:tentative="1">
+      <w:start w:val="1"/>
+      <w:numFmt w:val="bullet"/>
+      <w:lvlText w:val=""/>
+      <w:lvlJc w:val="left"/>
+      <w:pPr>
+        <w:tabs>
+          <w:tab w:val="num" w:pos="2880"/>
+        </w:tabs>
+        <w:ind w:left="2880" w:hanging="360"/>
+      </w:pPr>
+      <w:rPr>
+        <w:rFonts w:ascii="Wingdings" w:hAnsi="Wingdings" w:hint="default"/>
+        <w:sz w:val="20"/>
+      </w:rPr>
+    </w:lvl>
+    <w:lvl w:ilvl="4" w:tentative="1">
+      <w:start w:val="1"/>
+      <w:numFmt w:val="bullet"/>
+      <w:lvlText w:val=""/>
+      <w:lvlJc w:val="left"/>
+      <w:pPr>
+        <w:tabs>
+          <w:tab w:val="num" w:pos="3600"/>
+        </w:tabs>
+        <w:ind w:left="3600" w:hanging="360"/>
+      </w:pPr>
+      <w:rPr>
+        <w:rFonts w:ascii="Wingdings" w:hAnsi="Wingdings" w:hint="default"/>
+        <w:sz w:val="20"/>
+      </w:rPr>
+    </w:lvl>
+    <w:lvl w:ilvl="5" w:tentative="1">
+      <w:start w:val="1"/>
+      <w:numFmt w:val="bullet"/>
+      <w:lvlText w:val=""/>
+      <w:lvlJc w:val="left"/>
+      <w:pPr>
+        <w:tabs>
+          <w:tab w:val="num" w:pos="4320"/>
+        </w:tabs>
+        <w:ind w:left="4320" w:hanging="360"/>
+      </w:pPr>
+      <w:rPr>
+        <w:rFonts w:ascii="Wingdings" w:hAnsi="Wingdings" w:hint="default"/>
+        <w:sz w:val="20"/>
+      </w:rPr>
+    </w:lvl>
+    <w:lvl w:ilvl="6" w:tentative="1">
+      <w:start w:val="1"/>
+      <w:numFmt w:val="bullet"/>
+      <w:lvlText w:val=""/>
+      <w:lvlJc w:val="left"/>
+      <w:pPr>
+        <w:tabs>
+          <w:tab w:val="num" w:pos="5040"/>
+        </w:tabs>
+        <w:ind w:left="5040" w:hanging="360"/>
+      </w:pPr>
+      <w:rPr>
+        <w:rFonts w:ascii="Wingdings" w:hAnsi="Wingdings" w:hint="default"/>
+        <w:sz w:val="20"/>
+      </w:rPr>
+    </w:lvl>
+    <w:lvl w:ilvl="7" w:tentative="1">
+      <w:start w:val="1"/>
+      <w:numFmt w:val="bullet"/>
+      <w:lvlText w:val=""/>
+      <w:lvlJc w:val="left"/>
+      <w:pPr>
+        <w:tabs>
+          <w:tab w:val="num" w:pos="5760"/>
+        </w:tabs>
+        <w:ind w:left="5760" w:hanging="360"/>
+      </w:pPr>
+      <w:rPr>
+        <w:rFonts w:ascii="Wingdings" w:hAnsi="Wingdings" w:hint="default"/>
+        <w:sz w:val="20"/>
+      </w:rPr>
+    </w:lvl>
+    <w:lvl w:ilvl="8" w:tentative="1">
+      <w:start w:val="1"/>
+      <w:numFmt w:val="bullet"/>
+      <w:lvlText w:val=""/>
+      <w:lvlJc w:val="left"/>
+      <w:pPr>
+        <w:tabs>
+          <w:tab w:val="num" w:pos="6480"/>
+        </w:tabs>
+        <w:ind w:left="6480" w:hanging="360"/>
+      </w:pPr>
+      <w:rPr>
+        <w:rFonts w:ascii="Wingdings" w:hAnsi="Wingdings" w:hint="default"/>
+        <w:sz w:val="20"/>
+      </w:rPr>
+    </w:lvl>
+  </w:abstractNum>
+  <w:abstractNum w:abstractNumId="15" w15:restartNumberingAfterBreak="0">
     <w:nsid w:val="653C7690"/>
     <w:multiLevelType w:val="multilevel"/>
     <w:tmpl w:val="AE50E1F0"/>
@@ -4482,7 +6783,7 @@
       </w:rPr>
     </w:lvl>
   </w:abstractNum>
-  <w:abstractNum w:abstractNumId="10" w15:restartNumberingAfterBreak="0">
+  <w:abstractNum w:abstractNumId="16" w15:restartNumberingAfterBreak="0">
     <w:nsid w:val="692D2E8C"/>
     <w:multiLevelType w:val="multilevel"/>
     <w:tmpl w:val="D2547A9A"/>
@@ -4631,7 +6932,7 @@
       </w:rPr>
     </w:lvl>
   </w:abstractNum>
-  <w:abstractNum w:abstractNumId="11" w15:restartNumberingAfterBreak="0">
+  <w:abstractNum w:abstractNumId="17" w15:restartNumberingAfterBreak="0">
     <w:nsid w:val="6AD259FB"/>
     <w:multiLevelType w:val="multilevel"/>
     <w:tmpl w:val="7E90C3F2"/>
@@ -4780,7 +7081,7 @@
       </w:rPr>
     </w:lvl>
   </w:abstractNum>
-  <w:abstractNum w:abstractNumId="12" w15:restartNumberingAfterBreak="0">
+  <w:abstractNum w:abstractNumId="18" w15:restartNumberingAfterBreak="0">
     <w:nsid w:val="6CBC46D2"/>
     <w:multiLevelType w:val="hybridMultilevel"/>
     <w:tmpl w:val="13DC5072"/>
@@ -4892,7 +7193,7 @@
       </w:rPr>
     </w:lvl>
   </w:abstractNum>
-  <w:abstractNum w:abstractNumId="13" w15:restartNumberingAfterBreak="0">
+  <w:abstractNum w:abstractNumId="19" w15:restartNumberingAfterBreak="0">
     <w:nsid w:val="6F4A3CD3"/>
     <w:multiLevelType w:val="hybridMultilevel"/>
     <w:tmpl w:val="512C74D4"/>
@@ -5005,7 +7306,305 @@
       </w:rPr>
     </w:lvl>
   </w:abstractNum>
-  <w:abstractNum w:abstractNumId="14" w15:restartNumberingAfterBreak="0">
+  <w:abstractNum w:abstractNumId="20" w15:restartNumberingAfterBreak="0">
+    <w:nsid w:val="6FA00DF8"/>
+    <w:multiLevelType w:val="multilevel"/>
+    <w:tmpl w:val="162A948E"/>
+    <w:lvl w:ilvl="0">
+      <w:start w:val="1"/>
+      <w:numFmt w:val="bullet"/>
+      <w:lvlText w:val=""/>
+      <w:lvlJc w:val="left"/>
+      <w:pPr>
+        <w:tabs>
+          <w:tab w:val="num" w:pos="720"/>
+        </w:tabs>
+        <w:ind w:left="720" w:hanging="360"/>
+      </w:pPr>
+      <w:rPr>
+        <w:rFonts w:ascii="Symbol" w:hAnsi="Symbol" w:hint="default"/>
+        <w:sz w:val="20"/>
+      </w:rPr>
+    </w:lvl>
+    <w:lvl w:ilvl="1">
+      <w:start w:val="1"/>
+      <w:numFmt w:val="bullet"/>
+      <w:lvlText w:val="o"/>
+      <w:lvlJc w:val="left"/>
+      <w:pPr>
+        <w:tabs>
+          <w:tab w:val="num" w:pos="1440"/>
+        </w:tabs>
+        <w:ind w:left="1440" w:hanging="360"/>
+      </w:pPr>
+      <w:rPr>
+        <w:rFonts w:ascii="Courier New" w:hAnsi="Courier New" w:hint="default"/>
+        <w:sz w:val="20"/>
+      </w:rPr>
+    </w:lvl>
+    <w:lvl w:ilvl="2" w:tentative="1">
+      <w:start w:val="1"/>
+      <w:numFmt w:val="bullet"/>
+      <w:lvlText w:val=""/>
+      <w:lvlJc w:val="left"/>
+      <w:pPr>
+        <w:tabs>
+          <w:tab w:val="num" w:pos="2160"/>
+        </w:tabs>
+        <w:ind w:left="2160" w:hanging="360"/>
+      </w:pPr>
+      <w:rPr>
+        <w:rFonts w:ascii="Wingdings" w:hAnsi="Wingdings" w:hint="default"/>
+        <w:sz w:val="20"/>
+      </w:rPr>
+    </w:lvl>
+    <w:lvl w:ilvl="3" w:tentative="1">
+      <w:start w:val="1"/>
+      <w:numFmt w:val="bullet"/>
+      <w:lvlText w:val=""/>
+      <w:lvlJc w:val="left"/>
+      <w:pPr>
+        <w:tabs>
+          <w:tab w:val="num" w:pos="2880"/>
+        </w:tabs>
+        <w:ind w:left="2880" w:hanging="360"/>
+      </w:pPr>
+      <w:rPr>
+        <w:rFonts w:ascii="Wingdings" w:hAnsi="Wingdings" w:hint="default"/>
+        <w:sz w:val="20"/>
+      </w:rPr>
+    </w:lvl>
+    <w:lvl w:ilvl="4" w:tentative="1">
+      <w:start w:val="1"/>
+      <w:numFmt w:val="bullet"/>
+      <w:lvlText w:val=""/>
+      <w:lvlJc w:val="left"/>
+      <w:pPr>
+        <w:tabs>
+          <w:tab w:val="num" w:pos="3600"/>
+        </w:tabs>
+        <w:ind w:left="3600" w:hanging="360"/>
+      </w:pPr>
+      <w:rPr>
+        <w:rFonts w:ascii="Wingdings" w:hAnsi="Wingdings" w:hint="default"/>
+        <w:sz w:val="20"/>
+      </w:rPr>
+    </w:lvl>
+    <w:lvl w:ilvl="5" w:tentative="1">
+      <w:start w:val="1"/>
+      <w:numFmt w:val="bullet"/>
+      <w:lvlText w:val=""/>
+      <w:lvlJc w:val="left"/>
+      <w:pPr>
+        <w:tabs>
+          <w:tab w:val="num" w:pos="4320"/>
+        </w:tabs>
+        <w:ind w:left="4320" w:hanging="360"/>
+      </w:pPr>
+      <w:rPr>
+        <w:rFonts w:ascii="Wingdings" w:hAnsi="Wingdings" w:hint="default"/>
+        <w:sz w:val="20"/>
+      </w:rPr>
+    </w:lvl>
+    <w:lvl w:ilvl="6" w:tentative="1">
+      <w:start w:val="1"/>
+      <w:numFmt w:val="bullet"/>
+      <w:lvlText w:val=""/>
+      <w:lvlJc w:val="left"/>
+      <w:pPr>
+        <w:tabs>
+          <w:tab w:val="num" w:pos="5040"/>
+        </w:tabs>
+        <w:ind w:left="5040" w:hanging="360"/>
+      </w:pPr>
+      <w:rPr>
+        <w:rFonts w:ascii="Wingdings" w:hAnsi="Wingdings" w:hint="default"/>
+        <w:sz w:val="20"/>
+      </w:rPr>
+    </w:lvl>
+    <w:lvl w:ilvl="7" w:tentative="1">
+      <w:start w:val="1"/>
+      <w:numFmt w:val="bullet"/>
+      <w:lvlText w:val=""/>
+      <w:lvlJc w:val="left"/>
+      <w:pPr>
+        <w:tabs>
+          <w:tab w:val="num" w:pos="5760"/>
+        </w:tabs>
+        <w:ind w:left="5760" w:hanging="360"/>
+      </w:pPr>
+      <w:rPr>
+        <w:rFonts w:ascii="Wingdings" w:hAnsi="Wingdings" w:hint="default"/>
+        <w:sz w:val="20"/>
+      </w:rPr>
+    </w:lvl>
+    <w:lvl w:ilvl="8" w:tentative="1">
+      <w:start w:val="1"/>
+      <w:numFmt w:val="bullet"/>
+      <w:lvlText w:val=""/>
+      <w:lvlJc w:val="left"/>
+      <w:pPr>
+        <w:tabs>
+          <w:tab w:val="num" w:pos="6480"/>
+        </w:tabs>
+        <w:ind w:left="6480" w:hanging="360"/>
+      </w:pPr>
+      <w:rPr>
+        <w:rFonts w:ascii="Wingdings" w:hAnsi="Wingdings" w:hint="default"/>
+        <w:sz w:val="20"/>
+      </w:rPr>
+    </w:lvl>
+  </w:abstractNum>
+  <w:abstractNum w:abstractNumId="21" w15:restartNumberingAfterBreak="0">
+    <w:nsid w:val="6FB66287"/>
+    <w:multiLevelType w:val="multilevel"/>
+    <w:tmpl w:val="281C0408"/>
+    <w:lvl w:ilvl="0">
+      <w:start w:val="1"/>
+      <w:numFmt w:val="bullet"/>
+      <w:lvlText w:val=""/>
+      <w:lvlJc w:val="left"/>
+      <w:pPr>
+        <w:tabs>
+          <w:tab w:val="num" w:pos="720"/>
+        </w:tabs>
+        <w:ind w:left="720" w:hanging="360"/>
+      </w:pPr>
+      <w:rPr>
+        <w:rFonts w:ascii="Symbol" w:hAnsi="Symbol" w:hint="default"/>
+        <w:sz w:val="20"/>
+      </w:rPr>
+    </w:lvl>
+    <w:lvl w:ilvl="1" w:tentative="1">
+      <w:start w:val="1"/>
+      <w:numFmt w:val="bullet"/>
+      <w:lvlText w:val="o"/>
+      <w:lvlJc w:val="left"/>
+      <w:pPr>
+        <w:tabs>
+          <w:tab w:val="num" w:pos="1440"/>
+        </w:tabs>
+        <w:ind w:left="1440" w:hanging="360"/>
+      </w:pPr>
+      <w:rPr>
+        <w:rFonts w:ascii="Courier New" w:hAnsi="Courier New" w:hint="default"/>
+        <w:sz w:val="20"/>
+      </w:rPr>
+    </w:lvl>
+    <w:lvl w:ilvl="2" w:tentative="1">
+      <w:start w:val="1"/>
+      <w:numFmt w:val="bullet"/>
+      <w:lvlText w:val=""/>
+      <w:lvlJc w:val="left"/>
+      <w:pPr>
+        <w:tabs>
+          <w:tab w:val="num" w:pos="2160"/>
+        </w:tabs>
+        <w:ind w:left="2160" w:hanging="360"/>
+      </w:pPr>
+      <w:rPr>
+        <w:rFonts w:ascii="Wingdings" w:hAnsi="Wingdings" w:hint="default"/>
+        <w:sz w:val="20"/>
+      </w:rPr>
+    </w:lvl>
+    <w:lvl w:ilvl="3" w:tentative="1">
+      <w:start w:val="1"/>
+      <w:numFmt w:val="bullet"/>
+      <w:lvlText w:val=""/>
+      <w:lvlJc w:val="left"/>
+      <w:pPr>
+        <w:tabs>
+          <w:tab w:val="num" w:pos="2880"/>
+        </w:tabs>
+        <w:ind w:left="2880" w:hanging="360"/>
+      </w:pPr>
+      <w:rPr>
+        <w:rFonts w:ascii="Wingdings" w:hAnsi="Wingdings" w:hint="default"/>
+        <w:sz w:val="20"/>
+      </w:rPr>
+    </w:lvl>
+    <w:lvl w:ilvl="4" w:tentative="1">
+      <w:start w:val="1"/>
+      <w:numFmt w:val="bullet"/>
+      <w:lvlText w:val=""/>
+      <w:lvlJc w:val="left"/>
+      <w:pPr>
+        <w:tabs>
+          <w:tab w:val="num" w:pos="3600"/>
+        </w:tabs>
+        <w:ind w:left="3600" w:hanging="360"/>
+      </w:pPr>
+      <w:rPr>
+        <w:rFonts w:ascii="Wingdings" w:hAnsi="Wingdings" w:hint="default"/>
+        <w:sz w:val="20"/>
+      </w:rPr>
+    </w:lvl>
+    <w:lvl w:ilvl="5" w:tentative="1">
+      <w:start w:val="1"/>
+      <w:numFmt w:val="bullet"/>
+      <w:lvlText w:val=""/>
+      <w:lvlJc w:val="left"/>
+      <w:pPr>
+        <w:tabs>
+          <w:tab w:val="num" w:pos="4320"/>
+        </w:tabs>
+        <w:ind w:left="4320" w:hanging="360"/>
+      </w:pPr>
+      <w:rPr>
+        <w:rFonts w:ascii="Wingdings" w:hAnsi="Wingdings" w:hint="default"/>
+        <w:sz w:val="20"/>
+      </w:rPr>
+    </w:lvl>
+    <w:lvl w:ilvl="6" w:tentative="1">
+      <w:start w:val="1"/>
+      <w:numFmt w:val="bullet"/>
+      <w:lvlText w:val=""/>
+      <w:lvlJc w:val="left"/>
+      <w:pPr>
+        <w:tabs>
+          <w:tab w:val="num" w:pos="5040"/>
+        </w:tabs>
+        <w:ind w:left="5040" w:hanging="360"/>
+      </w:pPr>
+      <w:rPr>
+        <w:rFonts w:ascii="Wingdings" w:hAnsi="Wingdings" w:hint="default"/>
+        <w:sz w:val="20"/>
+      </w:rPr>
+    </w:lvl>
+    <w:lvl w:ilvl="7" w:tentative="1">
+      <w:start w:val="1"/>
+      <w:numFmt w:val="bullet"/>
+      <w:lvlText w:val=""/>
+      <w:lvlJc w:val="left"/>
+      <w:pPr>
+        <w:tabs>
+          <w:tab w:val="num" w:pos="5760"/>
+        </w:tabs>
+        <w:ind w:left="5760" w:hanging="360"/>
+      </w:pPr>
+      <w:rPr>
+        <w:rFonts w:ascii="Wingdings" w:hAnsi="Wingdings" w:hint="default"/>
+        <w:sz w:val="20"/>
+      </w:rPr>
+    </w:lvl>
+    <w:lvl w:ilvl="8" w:tentative="1">
+      <w:start w:val="1"/>
+      <w:numFmt w:val="bullet"/>
+      <w:lvlText w:val=""/>
+      <w:lvlJc w:val="left"/>
+      <w:pPr>
+        <w:tabs>
+          <w:tab w:val="num" w:pos="6480"/>
+        </w:tabs>
+        <w:ind w:left="6480" w:hanging="360"/>
+      </w:pPr>
+      <w:rPr>
+        <w:rFonts w:ascii="Wingdings" w:hAnsi="Wingdings" w:hint="default"/>
+        <w:sz w:val="20"/>
+      </w:rPr>
+    </w:lvl>
+  </w:abstractNum>
+  <w:abstractNum w:abstractNumId="22" w15:restartNumberingAfterBreak="0">
     <w:nsid w:val="73695E7D"/>
     <w:multiLevelType w:val="multilevel"/>
     <w:tmpl w:val="6A666CD2"/>
@@ -5154,7 +7753,120 @@
       </w:rPr>
     </w:lvl>
   </w:abstractNum>
-  <w:abstractNum w:abstractNumId="15" w15:restartNumberingAfterBreak="0">
+  <w:abstractNum w:abstractNumId="23" w15:restartNumberingAfterBreak="0">
+    <w:nsid w:val="7B55451D"/>
+    <w:multiLevelType w:val="multilevel"/>
+    <w:tmpl w:val="48600998"/>
+    <w:lvl w:ilvl="0">
+      <w:start w:val="1"/>
+      <w:numFmt w:val="decimal"/>
+      <w:lvlText w:val="%1."/>
+      <w:lvlJc w:val="left"/>
+      <w:pPr>
+        <w:tabs>
+          <w:tab w:val="num" w:pos="720"/>
+        </w:tabs>
+        <w:ind w:left="720" w:hanging="360"/>
+      </w:pPr>
+    </w:lvl>
+    <w:lvl w:ilvl="1" w:tentative="1">
+      <w:start w:val="1"/>
+      <w:numFmt w:val="decimal"/>
+      <w:lvlText w:val="%2."/>
+      <w:lvlJc w:val="left"/>
+      <w:pPr>
+        <w:tabs>
+          <w:tab w:val="num" w:pos="1440"/>
+        </w:tabs>
+        <w:ind w:left="1440" w:hanging="360"/>
+      </w:pPr>
+    </w:lvl>
+    <w:lvl w:ilvl="2" w:tentative="1">
+      <w:start w:val="1"/>
+      <w:numFmt w:val="decimal"/>
+      <w:lvlText w:val="%3."/>
+      <w:lvlJc w:val="left"/>
+      <w:pPr>
+        <w:tabs>
+          <w:tab w:val="num" w:pos="2160"/>
+        </w:tabs>
+        <w:ind w:left="2160" w:hanging="360"/>
+      </w:pPr>
+    </w:lvl>
+    <w:lvl w:ilvl="3" w:tentative="1">
+      <w:start w:val="1"/>
+      <w:numFmt w:val="decimal"/>
+      <w:lvlText w:val="%4."/>
+      <w:lvlJc w:val="left"/>
+      <w:pPr>
+        <w:tabs>
+          <w:tab w:val="num" w:pos="2880"/>
+        </w:tabs>
+        <w:ind w:left="2880" w:hanging="360"/>
+      </w:pPr>
+    </w:lvl>
+    <w:lvl w:ilvl="4" w:tentative="1">
+      <w:start w:val="1"/>
+      <w:numFmt w:val="decimal"/>
+      <w:lvlText w:val="%5."/>
+      <w:lvlJc w:val="left"/>
+      <w:pPr>
+        <w:tabs>
+          <w:tab w:val="num" w:pos="3600"/>
+        </w:tabs>
+        <w:ind w:left="3600" w:hanging="360"/>
+      </w:pPr>
+    </w:lvl>
+    <w:lvl w:ilvl="5" w:tentative="1">
+      <w:start w:val="1"/>
+      <w:numFmt w:val="decimal"/>
+      <w:lvlText w:val="%6."/>
+      <w:lvlJc w:val="left"/>
+      <w:pPr>
+        <w:tabs>
+          <w:tab w:val="num" w:pos="4320"/>
+        </w:tabs>
+        <w:ind w:left="4320" w:hanging="360"/>
+      </w:pPr>
+    </w:lvl>
+    <w:lvl w:ilvl="6" w:tentative="1">
+      <w:start w:val="1"/>
+      <w:numFmt w:val="decimal"/>
+      <w:lvlText w:val="%7."/>
+      <w:lvlJc w:val="left"/>
+      <w:pPr>
+        <w:tabs>
+          <w:tab w:val="num" w:pos="5040"/>
+        </w:tabs>
+        <w:ind w:left="5040" w:hanging="360"/>
+      </w:pPr>
+    </w:lvl>
+    <w:lvl w:ilvl="7" w:tentative="1">
+      <w:start w:val="1"/>
+      <w:numFmt w:val="decimal"/>
+      <w:lvlText w:val="%8."/>
+      <w:lvlJc w:val="left"/>
+      <w:pPr>
+        <w:tabs>
+          <w:tab w:val="num" w:pos="5760"/>
+        </w:tabs>
+        <w:ind w:left="5760" w:hanging="360"/>
+      </w:pPr>
+    </w:lvl>
+    <w:lvl w:ilvl="8" w:tentative="1">
+      <w:start w:val="1"/>
+      <w:numFmt w:val="decimal"/>
+      <w:lvlText w:val="%9."/>
+      <w:lvlJc w:val="left"/>
+      <w:pPr>
+        <w:tabs>
+          <w:tab w:val="num" w:pos="6480"/>
+        </w:tabs>
+        <w:ind w:left="6480" w:hanging="360"/>
+      </w:pPr>
+    </w:lvl>
+  </w:abstractNum>
+  <w:abstractNum w:abstractNumId="24" w15:restartNumberingAfterBreak="0">
     <w:nsid w:val="7C7D162B"/>
     <w:multiLevelType w:val="multilevel"/>
     <w:tmpl w:val="398E8CB0"/>
@@ -5304,52 +8016,79 @@
     </w:lvl>
   </w:abstractNum>
   <w:num w:numId="1" w16cid:durableId="1591230310">
-    <w:abstractNumId w:val="13"/>
+    <w:abstractNumId w:val="19"/>
   </w:num>
   <w:num w:numId="2" w16cid:durableId="844443849">
-    <w:abstractNumId w:val="12"/>
+    <w:abstractNumId w:val="18"/>
   </w:num>
   <w:num w:numId="3" w16cid:durableId="2053922796">
-    <w:abstractNumId w:val="2"/>
+    <w:abstractNumId w:val="5"/>
   </w:num>
   <w:num w:numId="4" w16cid:durableId="1646349994">
-    <w:abstractNumId w:val="7"/>
+    <w:abstractNumId w:val="11"/>
   </w:num>
   <w:num w:numId="5" w16cid:durableId="995958980">
     <w:abstractNumId w:val="0"/>
   </w:num>
   <w:num w:numId="6" w16cid:durableId="778984282">
+    <w:abstractNumId w:val="15"/>
+  </w:num>
+  <w:num w:numId="7" w16cid:durableId="902982304">
+    <w:abstractNumId w:val="2"/>
+  </w:num>
+  <w:num w:numId="8" w16cid:durableId="194199071">
+    <w:abstractNumId w:val="6"/>
+  </w:num>
+  <w:num w:numId="9" w16cid:durableId="1664432127">
+    <w:abstractNumId w:val="24"/>
+  </w:num>
+  <w:num w:numId="10" w16cid:durableId="2039162715">
+    <w:abstractNumId w:val="16"/>
+  </w:num>
+  <w:num w:numId="11" w16cid:durableId="533079356">
+    <w:abstractNumId w:val="12"/>
+  </w:num>
+  <w:num w:numId="12" w16cid:durableId="1324160392">
+    <w:abstractNumId w:val="17"/>
+  </w:num>
+  <w:num w:numId="13" w16cid:durableId="532378281">
+    <w:abstractNumId w:val="22"/>
+  </w:num>
+  <w:num w:numId="14" w16cid:durableId="2116244435">
     <w:abstractNumId w:val="9"/>
   </w:num>
-  <w:num w:numId="7" w16cid:durableId="902982304">
+  <w:num w:numId="15" w16cid:durableId="939920796">
+    <w:abstractNumId w:val="7"/>
+  </w:num>
+  <w:num w:numId="16" w16cid:durableId="2068845088">
+    <w:abstractNumId w:val="8"/>
+  </w:num>
+  <w:num w:numId="17" w16cid:durableId="992102033">
+    <w:abstractNumId w:val="23"/>
+  </w:num>
+  <w:num w:numId="18" w16cid:durableId="1506240554">
+    <w:abstractNumId w:val="13"/>
+  </w:num>
+  <w:num w:numId="19" w16cid:durableId="1953975048">
+    <w:abstractNumId w:val="21"/>
+  </w:num>
+  <w:num w:numId="20" w16cid:durableId="1105491995">
+    <w:abstractNumId w:val="10"/>
+  </w:num>
+  <w:num w:numId="21" w16cid:durableId="1445225249">
+    <w:abstractNumId w:val="20"/>
+  </w:num>
+  <w:num w:numId="22" w16cid:durableId="233131076">
+    <w:abstractNumId w:val="4"/>
+  </w:num>
+  <w:num w:numId="23" w16cid:durableId="1009530522">
     <w:abstractNumId w:val="1"/>
   </w:num>
-  <w:num w:numId="8" w16cid:durableId="194199071">
-    <w:abstractNumId w:val="3"/>
-  </w:num>
-  <w:num w:numId="9" w16cid:durableId="1664432127">
-    <w:abstractNumId w:val="15"/>
-  </w:num>
-  <w:num w:numId="10" w16cid:durableId="2039162715">
-    <w:abstractNumId w:val="10"/>
-  </w:num>
-  <w:num w:numId="11" w16cid:durableId="533079356">
-    <w:abstractNumId w:val="8"/>
-  </w:num>
-  <w:num w:numId="12" w16cid:durableId="1324160392">
-    <w:abstractNumId w:val="11"/>
-  </w:num>
-  <w:num w:numId="13" w16cid:durableId="532378281">
+  <w:num w:numId="24" w16cid:durableId="1812668054">
     <w:abstractNumId w:val="14"/>
   </w:num>
-  <w:num w:numId="14" w16cid:durableId="2116244435">
-    <w:abstractNumId w:val="6"/>
-  </w:num>
-  <w:num w:numId="15" w16cid:durableId="939920796">
-    <w:abstractNumId w:val="4"/>
-  </w:num>
-  <w:num w:numId="16" w16cid:durableId="2068845088">
-    <w:abstractNumId w:val="5"/>
+  <w:num w:numId="25" w16cid:durableId="2135102247">
+    <w:abstractNumId w:val="3"/>
   </w:num>
 </w:numbering>
 </file>
